--- a/video-film-editing/output/05 3.3b Nota Pembelajaran (Kertas Penerangan)/Core Abilities L1-L3 (format JPK)/KP-CA-13 KP4.3 KONSEP KESEDARAN ALAM SEKITAR -(ENVIRONM (IT-072).docx
+++ b/video-film-editing/output/05 3.3b Nota Pembelajaran (Kertas Penerangan)/Core Abilities L1-L3 (format JPK)/KP-CA-13 KP4.3 KONSEP KESEDARAN ALAM SEKITAR -(ENVIRONM (IT-072).docx
@@ -2,84 +2,714 @@
 <file path=word/document.xml><?xml version="1.0" encoding="utf-8"?>
 <w:document xmlns:wpc="http://schemas.microsoft.com/office/word/2010/wordprocessingCanvas" xmlns:mo="http://schemas.microsoft.com/office/mac/office/2008/main" xmlns:mc="http://schemas.openxmlformats.org/markup-compatibility/2006" xmlns:mv="urn:schemas-microsoft-com:mac:vml" xmlns:o="urn:schemas-microsoft-com:office:office" xmlns:r="http://schemas.openxmlformats.org/officeDocument/2006/relationships" xmlns:m="http://schemas.openxmlformats.org/officeDocument/2006/math" xmlns:v="urn:schemas-microsoft-com:vml" xmlns:wp14="http://schemas.microsoft.com/office/word/2010/wordprocessingDrawing" xmlns:wp="http://schemas.openxmlformats.org/drawingml/2006/wordprocessingDrawing" xmlns:w10="urn:schemas-microsoft-com:office:word" xmlns:w="http://schemas.openxmlformats.org/wordprocessingml/2006/main" xmlns:w14="http://schemas.microsoft.com/office/word/2010/wordml" xmlns:wpg="http://schemas.microsoft.com/office/word/2010/wordprocessingGroup" xmlns:wpi="http://schemas.microsoft.com/office/word/2010/wordprocessingInk" xmlns:wne="http://schemas.microsoft.com/office/word/2006/wordml" xmlns:wps="http://schemas.microsoft.com/office/word/2010/wordprocessingShape" mc:Ignorable="w14 wp14">
   <w:body>
+    <w:tbl>
+      <w:tblPr>
+        <w:tblW w:type="auto" w:w="0"/>
+        <w:jc w:val="center"/>
+        <w:tblLook w:firstColumn="1" w:firstRow="1" w:lastColumn="0" w:lastRow="0" w:noHBand="0" w:noVBand="1" w:val="04A0"/>
+        <w:tblBorders>
+          <w:top w:val="single" w:sz="4" w:space="0" w:color="000000"/>
+          <w:left w:val="single" w:sz="4" w:space="0" w:color="000000"/>
+          <w:bottom w:val="single" w:sz="4" w:space="0" w:color="000000"/>
+          <w:right w:val="single" w:sz="4" w:space="0" w:color="000000"/>
+          <w:insideH w:val="single" w:sz="4" w:space="0" w:color="000000"/>
+          <w:insideV w:val="single" w:sz="4" w:space="0" w:color="000000"/>
+        </w:tblBorders>
+      </w:tblPr>
+      <w:tblGrid>
+        <w:gridCol w:w="3213"/>
+        <w:gridCol w:w="3213"/>
+        <w:gridCol w:w="3213"/>
+      </w:tblGrid>
+      <w:tr>
+        <w:tc>
+          <w:tcPr>
+            <w:tcW w:type="dxa" w:w="2551"/>
+            <w:vAlign w:val="center"/>
+            <w:tcMar>
+              <w:top w:w="40" w:type="dxa"/>
+              <w:bottom w:w="40" w:type="dxa"/>
+              <w:start w:w="80" w:type="dxa"/>
+              <w:end w:w="80" w:type="dxa"/>
+            </w:tcMar>
+          </w:tcPr>
+          <w:p>
+            <w:pPr>
+              <w:jc w:val="left"/>
+            </w:pPr>
+            <w:r>
+              <w:drawing>
+                <wp:inline xmlns:a="http://schemas.openxmlformats.org/drawingml/2006/main" xmlns:pic="http://schemas.openxmlformats.org/drawingml/2006/picture">
+                  <wp:extent cx="885785" cy="1404000"/>
+                  <wp:docPr id="1" name="Picture 1"/>
+                  <wp:cNvGraphicFramePr>
+                    <a:graphicFrameLocks noChangeAspect="1"/>
+                  </wp:cNvGraphicFramePr>
+                  <a:graphic>
+                    <a:graphicData uri="http://schemas.openxmlformats.org/drawingml/2006/picture">
+                      <pic:pic>
+                        <pic:nvPicPr>
+                          <pic:cNvPr id="0" name="jpk-logo-official.png"/>
+                          <pic:cNvPicPr/>
+                        </pic:nvPicPr>
+                        <pic:blipFill>
+                          <a:blip r:embed="rId13"/>
+                          <a:stretch>
+                            <a:fillRect/>
+                          </a:stretch>
+                        </pic:blipFill>
+                        <pic:spPr>
+                          <a:xfrm>
+                            <a:off x="0" y="0"/>
+                            <a:ext cx="885785" cy="1404000"/>
+                          </a:xfrm>
+                          <a:prstGeom prst="rect"/>
+                        </pic:spPr>
+                      </pic:pic>
+                    </a:graphicData>
+                  </a:graphic>
+                </wp:inline>
+              </w:drawing>
+            </w:r>
+          </w:p>
+        </w:tc>
+        <w:tc>
+          <w:tcPr>
+            <w:tcW w:type="dxa" w:w="2268"/>
+            <w:gridSpan w:val="2"/>
+            <w:tcMar>
+              <w:top w:w="40" w:type="dxa"/>
+              <w:bottom w:w="40" w:type="dxa"/>
+              <w:start w:w="80" w:type="dxa"/>
+              <w:end w:w="80" w:type="dxa"/>
+            </w:tcMar>
+            <w:tcMar>
+              <w:top w:w="40" w:type="dxa"/>
+              <w:bottom w:w="40" w:type="dxa"/>
+              <w:start w:w="80" w:type="dxa"/>
+              <w:end w:w="80" w:type="dxa"/>
+            </w:tcMar>
+          </w:tcPr>
+          <w:p>
+            <w:r/>
+            <w:r>
+              <w:rPr>
+                <w:rFonts w:ascii="Arial" w:hAnsi="Arial"/>
+                <w:b/>
+                <w:sz w:val="22"/>
+              </w:rPr>
+              <w:t>JABATAN PEMBANGUNAN KEMAHIRAN</w:t>
+            </w:r>
+          </w:p>
+          <w:p>
+            <w:r>
+              <w:rPr>
+                <w:rFonts w:ascii="Arial" w:hAnsi="Arial"/>
+                <w:b/>
+                <w:sz w:val="22"/>
+              </w:rPr>
+              <w:t>KEMENTERIAN SUMBER MANUSIA</w:t>
+            </w:r>
+          </w:p>
+          <w:p>
+            <w:r>
+              <w:rPr>
+                <w:rFonts w:ascii="Arial" w:hAnsi="Arial"/>
+                <w:b/>
+                <w:sz w:val="22"/>
+              </w:rPr>
+              <w:t>ARAS 7 &amp; 8 BLOK D4, KOMPLEK D</w:t>
+            </w:r>
+          </w:p>
+          <w:p>
+            <w:r>
+              <w:rPr>
+                <w:rFonts w:ascii="Arial" w:hAnsi="Arial"/>
+                <w:b/>
+                <w:sz w:val="22"/>
+              </w:rPr>
+              <w:t>PUSAT PENTADBIRAN KERAJAAN PERSEKUTUAN</w:t>
+            </w:r>
+          </w:p>
+          <w:p>
+            <w:r>
+              <w:rPr>
+                <w:rFonts w:ascii="Arial" w:hAnsi="Arial"/>
+                <w:b/>
+                <w:sz w:val="22"/>
+              </w:rPr>
+              <w:t>62530 PUTRAJAYA</w:t>
+            </w:r>
+          </w:p>
+          <w:p/>
+          <w:p>
+            <w:r>
+              <w:rPr>
+                <w:rFonts w:ascii="Arial" w:hAnsi="Arial"/>
+                <w:b/>
+                <w:sz w:val="40"/>
+              </w:rPr>
+              <w:t>KERTAS PENERANGAN</w:t>
+            </w:r>
+          </w:p>
+          <w:p>
+            <w:r>
+              <w:rPr>
+                <w:rFonts w:ascii="Arial" w:hAnsi="Arial"/>
+                <w:b/>
+                <w:sz w:val="24"/>
+              </w:rPr>
+              <w:t>(</w:t>
+            </w:r>
+            <w:r>
+              <w:rPr>
+                <w:rFonts w:ascii="Arial" w:hAnsi="Arial"/>
+                <w:b/>
+                <w:i/>
+                <w:sz w:val="24"/>
+              </w:rPr>
+              <w:t>INFORMATION SHEET</w:t>
+            </w:r>
+            <w:r>
+              <w:rPr>
+                <w:rFonts w:ascii="Arial" w:hAnsi="Arial"/>
+                <w:b/>
+                <w:sz w:val="24"/>
+              </w:rPr>
+              <w:t>)</w:t>
+            </w:r>
+          </w:p>
+        </w:tc>
+      </w:tr>
+      <w:tr>
+        <w:tc>
+          <w:tcPr>
+            <w:tcW w:type="dxa" w:w="2551"/>
+            <w:tcMar>
+              <w:top w:w="40" w:type="dxa"/>
+              <w:bottom w:w="40" w:type="dxa"/>
+              <w:start w:w="80" w:type="dxa"/>
+              <w:end w:w="80" w:type="dxa"/>
+            </w:tcMar>
+          </w:tcPr>
+          <w:p>
+            <w:r/>
+            <w:r>
+              <w:rPr>
+                <w:rFonts w:ascii="Arial" w:hAnsi="Arial"/>
+                <w:b/>
+                <w:sz w:val="22"/>
+              </w:rPr>
+              <w:t xml:space="preserve">KOD DAN NAMA PROGRAM / </w:t>
+            </w:r>
+            <w:r>
+              <w:rPr>
+                <w:rFonts w:ascii="Arial" w:hAnsi="Arial"/>
+                <w:b/>
+                <w:i/>
+                <w:sz w:val="22"/>
+              </w:rPr>
+              <w:t>PROGRAM'S CODE AND NAME</w:t>
+            </w:r>
+          </w:p>
+        </w:tc>
+        <w:tc>
+          <w:tcPr>
+            <w:tcW w:type="dxa" w:w="2268"/>
+            <w:gridSpan w:val="2"/>
+            <w:tcMar>
+              <w:top w:w="40" w:type="dxa"/>
+              <w:bottom w:w="40" w:type="dxa"/>
+              <w:start w:w="80" w:type="dxa"/>
+              <w:end w:w="80" w:type="dxa"/>
+            </w:tcMar>
+            <w:tcMar>
+              <w:top w:w="40" w:type="dxa"/>
+              <w:bottom w:w="40" w:type="dxa"/>
+              <w:start w:w="80" w:type="dxa"/>
+              <w:end w:w="80" w:type="dxa"/>
+            </w:tcMar>
+          </w:tcPr>
+          <w:p>
+            <w:r/>
+            <w:r>
+              <w:rPr>
+                <w:rFonts w:ascii="Arial" w:hAnsi="Arial"/>
+                <w:b/>
+                <w:i w:val="0"/>
+                <w:sz w:val="22"/>
+              </w:rPr>
+              <w:t>Z-009-1:2015 CORE ABILITIES (untuk program IT-072-3:2012 VIDEO / FILM (EDITING))</w:t>
+            </w:r>
+          </w:p>
+        </w:tc>
+      </w:tr>
+      <w:tr>
+        <w:tc>
+          <w:tcPr>
+            <w:tcW w:type="dxa" w:w="2551"/>
+            <w:tcMar>
+              <w:top w:w="40" w:type="dxa"/>
+              <w:bottom w:w="40" w:type="dxa"/>
+              <w:start w:w="80" w:type="dxa"/>
+              <w:end w:w="80" w:type="dxa"/>
+            </w:tcMar>
+          </w:tcPr>
+          <w:p>
+            <w:r/>
+            <w:r>
+              <w:rPr>
+                <w:rFonts w:ascii="Arial" w:hAnsi="Arial"/>
+                <w:b/>
+                <w:sz w:val="22"/>
+              </w:rPr>
+              <w:t xml:space="preserve">TAHAP / </w:t>
+            </w:r>
+            <w:r>
+              <w:rPr>
+                <w:rFonts w:ascii="Arial" w:hAnsi="Arial"/>
+                <w:b/>
+                <w:i/>
+                <w:sz w:val="22"/>
+              </w:rPr>
+              <w:t>LEVEL</w:t>
+            </w:r>
+          </w:p>
+        </w:tc>
+        <w:tc>
+          <w:tcPr>
+            <w:tcW w:type="dxa" w:w="2268"/>
+            <w:gridSpan w:val="2"/>
+            <w:tcMar>
+              <w:top w:w="40" w:type="dxa"/>
+              <w:bottom w:w="40" w:type="dxa"/>
+              <w:start w:w="80" w:type="dxa"/>
+              <w:end w:w="80" w:type="dxa"/>
+            </w:tcMar>
+            <w:tcMar>
+              <w:top w:w="40" w:type="dxa"/>
+              <w:bottom w:w="40" w:type="dxa"/>
+              <w:start w:w="80" w:type="dxa"/>
+              <w:end w:w="80" w:type="dxa"/>
+            </w:tcMar>
+          </w:tcPr>
+          <w:p>
+            <w:r/>
+            <w:r>
+              <w:rPr>
+                <w:rFonts w:ascii="Arial" w:hAnsi="Arial"/>
+                <w:b/>
+                <w:i w:val="0"/>
+                <w:sz w:val="22"/>
+              </w:rPr>
+              <w:t>1 (SATU)</w:t>
+            </w:r>
+          </w:p>
+        </w:tc>
+      </w:tr>
+      <w:tr>
+        <w:tc>
+          <w:tcPr>
+            <w:tcW w:type="dxa" w:w="2551"/>
+            <w:tcMar>
+              <w:top w:w="40" w:type="dxa"/>
+              <w:bottom w:w="40" w:type="dxa"/>
+              <w:start w:w="80" w:type="dxa"/>
+              <w:end w:w="80" w:type="dxa"/>
+            </w:tcMar>
+          </w:tcPr>
+          <w:p>
+            <w:r/>
+            <w:r>
+              <w:rPr>
+                <w:rFonts w:ascii="Arial" w:hAnsi="Arial"/>
+                <w:b/>
+                <w:sz w:val="22"/>
+              </w:rPr>
+              <w:t xml:space="preserve">NO. DAN TAJUK KEBOLEHAN TERAS / </w:t>
+            </w:r>
+            <w:r>
+              <w:rPr>
+                <w:rFonts w:ascii="Arial" w:hAnsi="Arial"/>
+                <w:b/>
+                <w:i/>
+                <w:sz w:val="22"/>
+              </w:rPr>
+              <w:t>CORE ABILITY NO. AND TITLE</w:t>
+            </w:r>
+          </w:p>
+        </w:tc>
+        <w:tc>
+          <w:tcPr>
+            <w:tcW w:type="dxa" w:w="2268"/>
+            <w:gridSpan w:val="2"/>
+            <w:tcMar>
+              <w:top w:w="40" w:type="dxa"/>
+              <w:bottom w:w="40" w:type="dxa"/>
+              <w:start w:w="80" w:type="dxa"/>
+              <w:end w:w="80" w:type="dxa"/>
+            </w:tcMar>
+            <w:tcMar>
+              <w:top w:w="40" w:type="dxa"/>
+              <w:bottom w:w="40" w:type="dxa"/>
+              <w:start w:w="80" w:type="dxa"/>
+              <w:end w:w="80" w:type="dxa"/>
+            </w:tcMar>
+          </w:tcPr>
+          <w:p>
+            <w:r/>
+            <w:r>
+              <w:rPr>
+                <w:rFonts w:ascii="Arial" w:hAnsi="Arial"/>
+                <w:b/>
+                <w:i w:val="0"/>
+                <w:sz w:val="22"/>
+              </w:rPr>
+              <w:t xml:space="preserve">CA04 KESEDARAN KESIHATAN, KESELAMATAN DAN ALAM SEKITAR </w:t>
+            </w:r>
+            <w:r>
+              <w:rPr>
+                <w:rFonts w:ascii="Arial" w:hAnsi="Arial"/>
+                <w:b/>
+                <w:i/>
+                <w:sz w:val="22"/>
+              </w:rPr>
+              <w:t>(HEALTH, SAFETY AND ENVIRONMENTAL AWARENESS)</w:t>
+            </w:r>
+          </w:p>
+        </w:tc>
+      </w:tr>
+      <w:tr>
+        <w:tc>
+          <w:tcPr>
+            <w:tcW w:type="dxa" w:w="2551"/>
+            <w:tcMar>
+              <w:top w:w="40" w:type="dxa"/>
+              <w:bottom w:w="40" w:type="dxa"/>
+              <w:start w:w="80" w:type="dxa"/>
+              <w:end w:w="80" w:type="dxa"/>
+            </w:tcMar>
+          </w:tcPr>
+          <w:p>
+            <w:r/>
+            <w:r>
+              <w:rPr>
+                <w:rFonts w:ascii="Arial" w:hAnsi="Arial"/>
+                <w:b/>
+                <w:sz w:val="22"/>
+              </w:rPr>
+              <w:t xml:space="preserve">NO. DAN PENYATAAN KEBOLEHAN / </w:t>
+            </w:r>
+            <w:r>
+              <w:rPr>
+                <w:rFonts w:ascii="Arial" w:hAnsi="Arial"/>
+                <w:b/>
+                <w:i/>
+                <w:sz w:val="22"/>
+              </w:rPr>
+              <w:t>ABILITY NO. AND STATEMENT</w:t>
+            </w:r>
+          </w:p>
+        </w:tc>
+        <w:tc>
+          <w:tcPr>
+            <w:tcW w:type="dxa" w:w="2268"/>
+            <w:gridSpan w:val="2"/>
+            <w:tcMar>
+              <w:top w:w="40" w:type="dxa"/>
+              <w:bottom w:w="40" w:type="dxa"/>
+              <w:start w:w="80" w:type="dxa"/>
+              <w:end w:w="80" w:type="dxa"/>
+            </w:tcMar>
+            <w:tcMar>
+              <w:top w:w="40" w:type="dxa"/>
+              <w:bottom w:w="40" w:type="dxa"/>
+              <w:start w:w="80" w:type="dxa"/>
+              <w:end w:w="80" w:type="dxa"/>
+            </w:tcMar>
+          </w:tcPr>
+          <w:p>
+            <w:r/>
+            <w:r>
+              <w:rPr>
+                <w:rFonts w:ascii="Arial" w:hAnsi="Arial"/>
+                <w:b/>
+                <w:i w:val="0"/>
+                <w:sz w:val="22"/>
+              </w:rPr>
+              <w:t xml:space="preserve">4.3 MEMATUHI AKTIVITI KESEDARAN ALAM SEKITAR </w:t>
+            </w:r>
+            <w:r>
+              <w:rPr>
+                <w:rFonts w:ascii="Arial" w:hAnsi="Arial"/>
+                <w:b/>
+                <w:i/>
+                <w:sz w:val="22"/>
+              </w:rPr>
+              <w:t>(ADHERE TO ENVIRONMENTAL AWARENESS ACTIVITY)</w:t>
+            </w:r>
+          </w:p>
+        </w:tc>
+      </w:tr>
+      <w:tr>
+        <w:tc>
+          <w:tcPr>
+            <w:tcW w:type="dxa" w:w="2551"/>
+            <w:tcMar>
+              <w:top w:w="40" w:type="dxa"/>
+              <w:bottom w:w="40" w:type="dxa"/>
+              <w:start w:w="80" w:type="dxa"/>
+              <w:end w:w="80" w:type="dxa"/>
+            </w:tcMar>
+          </w:tcPr>
+          <w:p>
+            <w:r/>
+            <w:r>
+              <w:rPr>
+                <w:rFonts w:ascii="Arial" w:hAnsi="Arial"/>
+                <w:b/>
+                <w:sz w:val="22"/>
+              </w:rPr>
+              <w:t xml:space="preserve">NO. KOD / </w:t>
+            </w:r>
+            <w:r>
+              <w:rPr>
+                <w:rFonts w:ascii="Arial" w:hAnsi="Arial"/>
+                <w:b/>
+                <w:i/>
+                <w:sz w:val="22"/>
+              </w:rPr>
+              <w:t>CODE NO.</w:t>
+            </w:r>
+          </w:p>
+        </w:tc>
+        <w:tc>
+          <w:tcPr>
+            <w:tcW w:type="dxa" w:w="4819"/>
+            <w:tcMar>
+              <w:top w:w="40" w:type="dxa"/>
+              <w:bottom w:w="40" w:type="dxa"/>
+              <w:start w:w="80" w:type="dxa"/>
+              <w:end w:w="80" w:type="dxa"/>
+            </w:tcMar>
+          </w:tcPr>
+          <w:p>
+            <w:r/>
+            <w:r>
+              <w:rPr>
+                <w:rFonts w:ascii="Arial" w:hAnsi="Arial"/>
+                <w:b/>
+                <w:i w:val="0"/>
+                <w:sz w:val="22"/>
+              </w:rPr>
+              <w:t>Z-009-1:2015-M04/P(5/5)</w:t>
+            </w:r>
+          </w:p>
+        </w:tc>
+        <w:tc>
+          <w:tcPr>
+            <w:tcW w:type="dxa" w:w="2268"/>
+            <w:tcMar>
+              <w:top w:w="40" w:type="dxa"/>
+              <w:bottom w:w="40" w:type="dxa"/>
+              <w:start w:w="80" w:type="dxa"/>
+              <w:end w:w="80" w:type="dxa"/>
+            </w:tcMar>
+          </w:tcPr>
+          <w:p>
+            <w:r/>
+            <w:r>
+              <w:rPr>
+                <w:rFonts w:ascii="Arial" w:hAnsi="Arial"/>
+                <w:b/>
+                <w:sz w:val="22"/>
+              </w:rPr>
+              <w:t xml:space="preserve">Mukasurat / </w:t>
+            </w:r>
+            <w:r>
+              <w:rPr>
+                <w:rFonts w:ascii="Arial" w:hAnsi="Arial"/>
+                <w:b/>
+                <w:i/>
+                <w:sz w:val="22"/>
+              </w:rPr>
+              <w:t>Page</w:t>
+            </w:r>
+            <w:r>
+              <w:rPr>
+                <w:rFonts w:ascii="Arial" w:hAnsi="Arial"/>
+                <w:b/>
+                <w:sz w:val="22"/>
+              </w:rPr>
+              <w:t xml:space="preserve"> : </w:t>
+            </w:r>
+            <w:r>
+              <w:rPr>
+                <w:rFonts w:ascii="Arial" w:hAnsi="Arial"/>
+                <w:b/>
+                <w:sz w:val="22"/>
+              </w:rPr>
+              <w:fldChar w:fldCharType="begin"/>
+              <w:instrText xml:space="preserve">PAGE</w:instrText>
+              <w:fldChar w:fldCharType="separate"/>
+              <w:t>1</w:t>
+              <w:fldChar w:fldCharType="end"/>
+            </w:r>
+          </w:p>
+          <w:p>
+            <w:r>
+              <w:rPr>
+                <w:rFonts w:ascii="Arial" w:hAnsi="Arial"/>
+                <w:b/>
+                <w:sz w:val="22"/>
+              </w:rPr>
+              <w:t xml:space="preserve">Drpd / </w:t>
+            </w:r>
+            <w:r>
+              <w:rPr>
+                <w:rFonts w:ascii="Arial" w:hAnsi="Arial"/>
+                <w:b/>
+                <w:i/>
+                <w:sz w:val="22"/>
+              </w:rPr>
+              <w:t>of</w:t>
+            </w:r>
+            <w:r>
+              <w:rPr>
+                <w:rFonts w:ascii="Arial" w:hAnsi="Arial"/>
+                <w:b/>
+                <w:sz w:val="22"/>
+              </w:rPr>
+              <w:t xml:space="preserve"> : </w:t>
+            </w:r>
+            <w:r>
+              <w:rPr>
+                <w:rFonts w:ascii="Arial" w:hAnsi="Arial"/>
+                <w:b/>
+                <w:sz w:val="22"/>
+              </w:rPr>
+              <w:fldChar w:fldCharType="begin"/>
+              <w:instrText xml:space="preserve">NUMPAGES</w:instrText>
+              <w:fldChar w:fldCharType="separate"/>
+              <w:t>1</w:t>
+              <w:fldChar w:fldCharType="end"/>
+            </w:r>
+          </w:p>
+        </w:tc>
+      </w:tr>
+    </w:tbl>
+    <w:p/>
     <w:p>
+      <w:pPr>
+        <w:spacing w:line="276" w:lineRule="auto" w:after="120"/>
+        <w:jc w:val="left"/>
+      </w:pPr>
       <w:r>
         <w:rPr>
-          <w:rFonts w:ascii="Arial" w:hAnsi="Arial"/>
+          <w:rFonts w:ascii="Arial" w:hAnsi="Arial" w:cs="Arial"/>
           <w:b/>
-          <w:sz w:val="24"/>
+          <w:color w:val="000000"/>
+          <w:sz w:val="22"/>
         </w:rPr>
         <w:t>TAJUK</w:t>
       </w:r>
       <w:r>
         <w:rPr>
-          <w:rFonts w:ascii="Arial" w:hAnsi="Arial"/>
+          <w:rFonts w:ascii="Arial" w:hAnsi="Arial" w:cs="Arial"/>
           <w:b/>
-          <w:sz w:val="24"/>
+          <w:color w:val="000000"/>
+          <w:sz w:val="22"/>
         </w:rPr>
         <w:t>/</w:t>
       </w:r>
       <w:r>
         <w:rPr>
-          <w:rFonts w:ascii="Arial" w:hAnsi="Arial"/>
+          <w:rFonts w:ascii="Arial" w:hAnsi="Arial" w:cs="Arial"/>
           <w:b/>
           <w:i/>
-          <w:sz w:val="24"/>
+          <w:color w:val="000000"/>
+          <w:sz w:val="22"/>
         </w:rPr>
         <w:t>TITLE</w:t>
       </w:r>
       <w:r>
         <w:rPr>
-          <w:rFonts w:ascii="Arial" w:hAnsi="Arial"/>
+          <w:rFonts w:ascii="Arial" w:hAnsi="Arial" w:cs="Arial"/>
           <w:b/>
-          <w:sz w:val="24"/>
+          <w:color w:val="000000"/>
+          <w:sz w:val="22"/>
         </w:rPr>
         <w:t>:</w:t>
       </w:r>
       <w:r>
+        <w:rPr>
+          <w:rFonts w:ascii="Arial" w:hAnsi="Arial" w:cs="Arial"/>
+          <w:color w:val="000000"/>
+          <w:sz w:val="22"/>
+        </w:rPr>
         <w:t xml:space="preserve">  </w:t>
       </w:r>
       <w:r>
         <w:rPr>
-          <w:rFonts w:ascii="Arial" w:hAnsi="Arial"/>
+          <w:rFonts w:ascii="Arial" w:hAnsi="Arial" w:cs="Arial"/>
           <w:b/>
-          <w:sz w:val="24"/>
+          <w:i w:val="0"/>
+          <w:color w:val="000000"/>
+          <w:sz w:val="22"/>
         </w:rPr>
-        <w:t>KONSEP KESEDARAN ALAM SEKITAR *(ENVIRONMENTAL AWARENESS CONCEPTS)*</w:t>
+        <w:t xml:space="preserve">KONSEP KESEDARAN ALAM SEKITAR </w:t>
+      </w:r>
+      <w:r>
+        <w:rPr>
+          <w:rFonts w:ascii="Arial" w:hAnsi="Arial" w:cs="Arial"/>
+          <w:b/>
+          <w:i/>
+          <w:color w:val="000000"/>
+          <w:sz w:val="22"/>
+        </w:rPr>
+        <w:t>(ENVIRONMENTAL AWARENESS CONCEPTS)</w:t>
       </w:r>
     </w:p>
     <w:p/>
     <w:p>
+      <w:pPr>
+        <w:spacing w:line="276" w:lineRule="auto" w:after="120"/>
+        <w:jc w:val="left"/>
+      </w:pPr>
       <w:r>
         <w:rPr>
-          <w:rFonts w:ascii="Arial" w:hAnsi="Arial"/>
+          <w:rFonts w:ascii="Arial" w:hAnsi="Arial" w:cs="Arial"/>
           <w:b/>
-          <w:sz w:val="24"/>
+          <w:color w:val="000000"/>
+          <w:sz w:val="22"/>
         </w:rPr>
         <w:t>TUJUAN</w:t>
       </w:r>
       <w:r>
         <w:rPr>
-          <w:rFonts w:ascii="Arial" w:hAnsi="Arial"/>
+          <w:rFonts w:ascii="Arial" w:hAnsi="Arial" w:cs="Arial"/>
           <w:b/>
-          <w:sz w:val="24"/>
+          <w:color w:val="000000"/>
+          <w:sz w:val="22"/>
         </w:rPr>
         <w:t>/</w:t>
       </w:r>
       <w:r>
         <w:rPr>
-          <w:rFonts w:ascii="Arial" w:hAnsi="Arial"/>
+          <w:rFonts w:ascii="Arial" w:hAnsi="Arial" w:cs="Arial"/>
           <w:b/>
           <w:i/>
-          <w:sz w:val="24"/>
+          <w:color w:val="000000"/>
+          <w:sz w:val="22"/>
         </w:rPr>
         <w:t>PURPOSE</w:t>
       </w:r>
       <w:r>
         <w:rPr>
-          <w:rFonts w:ascii="Arial" w:hAnsi="Arial"/>
+          <w:rFonts w:ascii="Arial" w:hAnsi="Arial" w:cs="Arial"/>
           <w:b/>
-          <w:sz w:val="24"/>
+          <w:color w:val="000000"/>
+          <w:sz w:val="22"/>
         </w:rPr>
         <w:t>:</w:t>
       </w:r>
@@ -87,49 +717,59 @@
     <w:p/>
     <w:p>
       <w:pPr>
-        <w:spacing w:after="160"/>
+        <w:spacing w:after="120" w:line="276" w:lineRule="auto"/>
+        <w:jc w:val="left"/>
       </w:pPr>
       <w:r>
         <w:rPr>
-          <w:rFonts w:ascii="Arial" w:hAnsi="Arial"/>
+          <w:rFonts w:ascii="Arial" w:hAnsi="Arial" w:cs="Arial"/>
           <w:b w:val="0"/>
           <w:i w:val="0"/>
+          <w:color w:val="000000"/>
           <w:sz w:val="22"/>
         </w:rPr>
         <w:t>Kertas Penerangan ini bertujuan menerangkan Konsep Kesedaran Alam Sekitar. Individu yang kompeten dalam CA ini mesti mampu mematuhi aktiviti kesedaran kesihatan, aktiviti kesedaran keselamatan dan aktiviti kesedaran alam sekitar.</w:t>
       </w:r>
     </w:p>
     <w:p>
+      <w:pPr>
+        <w:spacing w:line="276" w:lineRule="auto" w:after="120"/>
+        <w:jc w:val="left"/>
+      </w:pPr>
       <w:r>
         <w:rPr>
-          <w:rFonts w:ascii="Arial" w:hAnsi="Arial"/>
+          <w:rFonts w:ascii="Arial" w:hAnsi="Arial" w:cs="Arial"/>
           <w:b/>
-          <w:sz w:val="24"/>
+          <w:color w:val="000000"/>
+          <w:sz w:val="22"/>
         </w:rPr>
         <w:t>PENERANGAN</w:t>
       </w:r>
       <w:r>
         <w:rPr>
-          <w:rFonts w:ascii="Arial" w:hAnsi="Arial"/>
+          <w:rFonts w:ascii="Arial" w:hAnsi="Arial" w:cs="Arial"/>
           <w:b/>
-          <w:sz w:val="24"/>
+          <w:color w:val="000000"/>
+          <w:sz w:val="22"/>
         </w:rPr>
         <w:t>/</w:t>
       </w:r>
       <w:r>
         <w:rPr>
-          <w:rFonts w:ascii="Arial" w:hAnsi="Arial"/>
+          <w:rFonts w:ascii="Arial" w:hAnsi="Arial" w:cs="Arial"/>
           <w:b/>
           <w:i/>
-          <w:sz w:val="24"/>
+          <w:color w:val="000000"/>
+          <w:sz w:val="22"/>
         </w:rPr>
         <w:t>INFORMATION</w:t>
       </w:r>
       <w:r>
         <w:rPr>
-          <w:rFonts w:ascii="Arial" w:hAnsi="Arial"/>
+          <w:rFonts w:ascii="Arial" w:hAnsi="Arial" w:cs="Arial"/>
           <w:b/>
-          <w:sz w:val="24"/>
+          <w:color w:val="000000"/>
+          <w:sz w:val="22"/>
         </w:rPr>
         <w:t>:</w:t>
       </w:r>
@@ -137,36 +777,41 @@
     <w:p/>
     <w:p>
       <w:pPr>
-        <w:spacing w:before="200"/>
+        <w:spacing w:before="120" w:after="120" w:line="276" w:lineRule="auto"/>
+        <w:jc w:val="left"/>
       </w:pPr>
       <w:r>
         <w:rPr>
-          <w:rFonts w:ascii="Arial" w:hAnsi="Arial"/>
+          <w:rFonts w:ascii="Arial" w:hAnsi="Arial" w:cs="Arial"/>
           <w:b/>
           <w:i w:val="0"/>
-          <w:sz w:val="24"/>
+          <w:color w:val="000000"/>
+          <w:sz w:val="22"/>
         </w:rPr>
         <w:t xml:space="preserve">1. Aktiviti Kesedaran Alam Sekitar </w:t>
       </w:r>
       <w:r>
         <w:rPr>
-          <w:rFonts w:ascii="Arial" w:hAnsi="Arial"/>
+          <w:rFonts w:ascii="Arial" w:hAnsi="Arial" w:cs="Arial"/>
           <w:b/>
           <w:i/>
-          <w:sz w:val="24"/>
+          <w:color w:val="000000"/>
+          <w:sz w:val="22"/>
         </w:rPr>
         <w:t>(Environmental Awareness Activities)</w:t>
       </w:r>
     </w:p>
     <w:p>
       <w:pPr>
-        <w:spacing w:after="160"/>
+        <w:spacing w:after="120" w:line="276" w:lineRule="auto"/>
+        <w:jc w:val="left"/>
       </w:pPr>
       <w:r>
         <w:rPr>
-          <w:rFonts w:ascii="Arial" w:hAnsi="Arial"/>
+          <w:rFonts w:ascii="Arial" w:hAnsi="Arial" w:cs="Arial"/>
           <w:b w:val="0"/>
           <w:i w:val="0"/>
+          <w:color w:val="000000"/>
           <w:sz w:val="22"/>
         </w:rPr>
         <w:t>Alam sekitar ditakrifkan sebagai hidupan, persekitaran fizikal, biologi dan sosialnya, serta interaksi antara semua ini. Pencemaran alam sekitar dan degradasi ekologi mengakibatkan kerugian ekonomi bagi banyak negara membangun, seperti pencemaran udara dan air. Pertumbuhan ekonomi yang tinggi meningkatkan tekanan kepada kerajaan untuk memulakan dan meningkatkan perlindungan alam sekitar.</w:t>
@@ -174,13 +819,15 @@
     </w:p>
     <w:p>
       <w:pPr>
-        <w:spacing w:after="160"/>
+        <w:spacing w:after="120" w:line="276" w:lineRule="auto"/>
+        <w:jc w:val="left"/>
       </w:pPr>
       <w:r>
         <w:rPr>
-          <w:rFonts w:ascii="Arial" w:hAnsi="Arial"/>
+          <w:rFonts w:ascii="Arial" w:hAnsi="Arial" w:cs="Arial"/>
           <w:b w:val="0"/>
           <w:i w:val="0"/>
+          <w:color w:val="000000"/>
           <w:sz w:val="22"/>
         </w:rPr>
         <w:t>Pendidikan alam sekitar ditakrifkan sebagai proses yang diarahkan untuk mewujudkan kesedaran dan pemahaman mengenai isu alam sekitar yang membawa kepada tindakan individu dan kumpulan yang bertanggungjawab. Pendidikan alam sekitar yang berjaya memberi tumpuan kepada proses yang menggalakkan pemikiran kritis, penyelesaian masalah dan kemahiran membuat keputusan yang berkesan, melibatkan pemerhatian, pengukuran, pengelasan, eksperimen dan teknik pengumpulan data.</w:t>
@@ -188,54 +835,71 @@
     </w:p>
     <w:p>
       <w:pPr>
-        <w:spacing w:after="160"/>
+        <w:spacing w:after="120" w:line="276" w:lineRule="auto"/>
+        <w:jc w:val="left"/>
       </w:pPr>
       <w:r>
         <w:rPr>
-          <w:rFonts w:ascii="Arial" w:hAnsi="Arial"/>
+          <w:rFonts w:ascii="Arial" w:hAnsi="Arial" w:cs="Arial"/>
           <w:b/>
           <w:i w:val="0"/>
+          <w:color w:val="000000"/>
           <w:sz w:val="22"/>
         </w:rPr>
-        <w:t>1.1 Isu Alam Sekitar Semasa *(Current Environmental Issues)</w:t>
+        <w:t xml:space="preserve">1.1 Isu Alam Sekitar Semasa </w:t>
       </w:r>
       <w:r>
         <w:rPr>
-          <w:rFonts w:ascii="Arial" w:hAnsi="Arial"/>
+          <w:rFonts w:ascii="Arial" w:hAnsi="Arial" w:cs="Arial"/>
+          <w:b/>
+          <w:i/>
+          <w:color w:val="000000"/>
+          <w:sz w:val="22"/>
+        </w:rPr>
+        <w:t>(Current Environmental Issues)</w:t>
+      </w:r>
+      <w:r>
+        <w:rPr>
+          <w:rFonts w:ascii="Arial" w:hAnsi="Arial" w:cs="Arial"/>
           <w:b w:val="0"/>
           <w:i w:val="0"/>
+          <w:color w:val="000000"/>
           <w:sz w:val="22"/>
         </w:rPr>
-        <w:t>* — sepuluh isu utama yang disumbangkan oleh manusia:</w:t>
+        <w:t xml:space="preserve"> — sepuluh isu utama yang disumbangkan oleh manusia:</w:t>
       </w:r>
     </w:p>
     <w:p>
       <w:pPr>
-        <w:spacing w:after="160"/>
+        <w:spacing w:after="120" w:line="276" w:lineRule="auto"/>
+        <w:jc w:val="left"/>
       </w:pPr>
       <w:r>
         <w:rPr>
-          <w:rFonts w:ascii="Arial" w:hAnsi="Arial"/>
+          <w:rFonts w:ascii="Arial" w:hAnsi="Arial" w:cs="Arial"/>
           <w:b w:val="0"/>
           <w:i w:val="0"/>
+          <w:color w:val="000000"/>
           <w:sz w:val="22"/>
         </w:rPr>
         <w:t xml:space="preserve">i) </w:t>
       </w:r>
       <w:r>
         <w:rPr>
-          <w:rFonts w:ascii="Arial" w:hAnsi="Arial"/>
+          <w:rFonts w:ascii="Arial" w:hAnsi="Arial" w:cs="Arial"/>
           <w:b/>
           <w:i w:val="0"/>
+          <w:color w:val="000000"/>
           <w:sz w:val="22"/>
         </w:rPr>
         <w:t>Pencemaran</w:t>
       </w:r>
       <w:r>
         <w:rPr>
-          <w:rFonts w:ascii="Arial" w:hAnsi="Arial"/>
+          <w:rFonts w:ascii="Arial" w:hAnsi="Arial" w:cs="Arial"/>
           <w:b w:val="0"/>
           <w:i w:val="0"/>
+          <w:color w:val="000000"/>
           <w:sz w:val="22"/>
         </w:rPr>
         <w:t xml:space="preserve"> — meliputi air, tanah, bunyi, dan kini juga cahaya, visual serta sumber titik/bukan titik. Pencemaran air disebabkan tumpahan minyak, air larian bandar dan pembuangan ke laut; pencemaran udara berpunca daripada pembakaran bahan api fosil dan gas kenderaan; pencemaran air/tanah berpunca terutamanya daripada sisa industri.</w:t>
@@ -243,31 +907,35 @@
     </w:p>
     <w:p>
       <w:pPr>
-        <w:spacing w:after="160"/>
+        <w:spacing w:after="120" w:line="276" w:lineRule="auto"/>
+        <w:jc w:val="left"/>
       </w:pPr>
       <w:r>
         <w:rPr>
-          <w:rFonts w:ascii="Arial" w:hAnsi="Arial"/>
+          <w:rFonts w:ascii="Arial" w:hAnsi="Arial" w:cs="Arial"/>
           <w:b w:val="0"/>
           <w:i w:val="0"/>
+          <w:color w:val="000000"/>
           <w:sz w:val="22"/>
         </w:rPr>
         <w:t xml:space="preserve">ii) </w:t>
       </w:r>
       <w:r>
         <w:rPr>
-          <w:rFonts w:ascii="Arial" w:hAnsi="Arial"/>
+          <w:rFonts w:ascii="Arial" w:hAnsi="Arial" w:cs="Arial"/>
           <w:b/>
           <w:i w:val="0"/>
+          <w:color w:val="000000"/>
           <w:sz w:val="22"/>
         </w:rPr>
         <w:t>Perubahan Iklim</w:t>
       </w:r>
       <w:r>
         <w:rPr>
-          <w:rFonts w:ascii="Arial" w:hAnsi="Arial"/>
+          <w:rFonts w:ascii="Arial" w:hAnsi="Arial" w:cs="Arial"/>
           <w:b w:val="0"/>
           <w:i w:val="0"/>
+          <w:color w:val="000000"/>
           <w:sz w:val="22"/>
         </w:rPr>
         <w:t xml:space="preserve"> — kini kurang bersifat proses semula jadi, dipercepat oleh tindakan manusia yang menyebabkan pemanasan global, kesan rumah hijau dan haba bandar.</w:t>
@@ -275,31 +943,35 @@
     </w:p>
     <w:p>
       <w:pPr>
-        <w:spacing w:after="160"/>
+        <w:spacing w:after="120" w:line="276" w:lineRule="auto"/>
+        <w:jc w:val="left"/>
       </w:pPr>
       <w:r>
         <w:rPr>
-          <w:rFonts w:ascii="Arial" w:hAnsi="Arial"/>
+          <w:rFonts w:ascii="Arial" w:hAnsi="Arial" w:cs="Arial"/>
           <w:b w:val="0"/>
           <w:i w:val="0"/>
+          <w:color w:val="000000"/>
           <w:sz w:val="22"/>
         </w:rPr>
         <w:t xml:space="preserve">iii) </w:t>
       </w:r>
       <w:r>
         <w:rPr>
-          <w:rFonts w:ascii="Arial" w:hAnsi="Arial"/>
+          <w:rFonts w:ascii="Arial" w:hAnsi="Arial" w:cs="Arial"/>
           <w:b/>
           <w:i w:val="0"/>
+          <w:color w:val="000000"/>
           <w:sz w:val="22"/>
         </w:rPr>
         <w:t>Pemanasan Global</w:t>
       </w:r>
       <w:r>
         <w:rPr>
-          <w:rFonts w:ascii="Arial" w:hAnsi="Arial"/>
+          <w:rFonts w:ascii="Arial" w:hAnsi="Arial" w:cs="Arial"/>
           <w:b w:val="0"/>
           <w:i w:val="0"/>
+          <w:color w:val="000000"/>
           <w:sz w:val="22"/>
         </w:rPr>
         <w:t xml:space="preserve"> — peningkatan suhu bumi akibat gas rumah hijau (karbon dioksida, metana, wap air). Menurut laporan EPA, suhu bumi telah meningkat 0.8 darjah Celsius sejak abad lalu.</w:t>
@@ -307,31 +979,35 @@
     </w:p>
     <w:p>
       <w:pPr>
-        <w:spacing w:after="160"/>
+        <w:spacing w:after="120" w:line="276" w:lineRule="auto"/>
+        <w:jc w:val="left"/>
       </w:pPr>
       <w:r>
         <w:rPr>
-          <w:rFonts w:ascii="Arial" w:hAnsi="Arial"/>
+          <w:rFonts w:ascii="Arial" w:hAnsi="Arial" w:cs="Arial"/>
           <w:b w:val="0"/>
           <w:i w:val="0"/>
+          <w:color w:val="000000"/>
           <w:sz w:val="22"/>
         </w:rPr>
         <w:t xml:space="preserve">iv) </w:t>
       </w:r>
       <w:r>
         <w:rPr>
-          <w:rFonts w:ascii="Arial" w:hAnsi="Arial"/>
+          <w:rFonts w:ascii="Arial" w:hAnsi="Arial" w:cs="Arial"/>
           <w:b/>
           <w:i w:val="0"/>
+          <w:color w:val="000000"/>
           <w:sz w:val="22"/>
         </w:rPr>
         <w:t>Penebangan Hutan</w:t>
       </w:r>
       <w:r>
         <w:rPr>
-          <w:rFonts w:ascii="Arial" w:hAnsi="Arial"/>
+          <w:rFonts w:ascii="Arial" w:hAnsi="Arial" w:cs="Arial"/>
           <w:b w:val="0"/>
           <w:i w:val="0"/>
+          <w:color w:val="000000"/>
           <w:sz w:val="22"/>
         </w:rPr>
         <w:t xml:space="preserve"> — pembersihan hutan/kawasan hijau bagi tujuan pertanian, industri atau bandar akibat permintaan makanan, tempat tinggal dan pakaian yang meningkat.</w:t>
@@ -339,31 +1015,35 @@
     </w:p>
     <w:p>
       <w:pPr>
-        <w:spacing w:after="160"/>
+        <w:spacing w:after="120" w:line="276" w:lineRule="auto"/>
+        <w:jc w:val="left"/>
       </w:pPr>
       <w:r>
         <w:rPr>
-          <w:rFonts w:ascii="Arial" w:hAnsi="Arial"/>
+          <w:rFonts w:ascii="Arial" w:hAnsi="Arial" w:cs="Arial"/>
           <w:b w:val="0"/>
           <w:i w:val="0"/>
+          <w:color w:val="000000"/>
           <w:sz w:val="22"/>
         </w:rPr>
         <w:t xml:space="preserve">v) </w:t>
       </w:r>
       <w:r>
         <w:rPr>
-          <w:rFonts w:ascii="Arial" w:hAnsi="Arial"/>
+          <w:rFonts w:ascii="Arial" w:hAnsi="Arial" w:cs="Arial"/>
           <w:b/>
           <w:i w:val="0"/>
+          <w:color w:val="000000"/>
           <w:sz w:val="22"/>
         </w:rPr>
         <w:t>Kepadatan Penduduk Berlebihan</w:t>
       </w:r>
       <w:r>
         <w:rPr>
-          <w:rFonts w:ascii="Arial" w:hAnsi="Arial"/>
+          <w:rFonts w:ascii="Arial" w:hAnsi="Arial" w:cs="Arial"/>
           <w:b w:val="0"/>
           <w:i w:val="0"/>
+          <w:color w:val="000000"/>
           <w:sz w:val="22"/>
         </w:rPr>
         <w:t xml:space="preserve"> — punca kepada pencemaran air, krisis sumber, ketidakseimbangan gender, pencemaran, pencemaran tanah, kepesatan bandar dan penebangan hutan.</w:t>
@@ -371,31 +1051,35 @@
     </w:p>
     <w:p>
       <w:pPr>
-        <w:spacing w:after="160"/>
+        <w:spacing w:after="120" w:line="276" w:lineRule="auto"/>
+        <w:jc w:val="left"/>
       </w:pPr>
       <w:r>
         <w:rPr>
-          <w:rFonts w:ascii="Arial" w:hAnsi="Arial"/>
+          <w:rFonts w:ascii="Arial" w:hAnsi="Arial" w:cs="Arial"/>
           <w:b w:val="0"/>
           <w:i w:val="0"/>
+          <w:color w:val="000000"/>
           <w:sz w:val="22"/>
         </w:rPr>
         <w:t xml:space="preserve">vi) </w:t>
       </w:r>
       <w:r>
         <w:rPr>
-          <w:rFonts w:ascii="Arial" w:hAnsi="Arial"/>
+          <w:rFonts w:ascii="Arial" w:hAnsi="Arial" w:cs="Arial"/>
           <w:b/>
           <w:i w:val="0"/>
+          <w:color w:val="000000"/>
           <w:sz w:val="22"/>
         </w:rPr>
         <w:t>Sisa Industri dan Isi Rumah</w:t>
       </w:r>
       <w:r>
         <w:rPr>
-          <w:rFonts w:ascii="Arial" w:hAnsi="Arial"/>
+          <w:rFonts w:ascii="Arial" w:hAnsi="Arial" w:cs="Arial"/>
           <w:b w:val="0"/>
           <w:i w:val="0"/>
+          <w:color w:val="000000"/>
           <w:sz w:val="22"/>
         </w:rPr>
         <w:t xml:space="preserve"> — tan sisa dihasilkan setiap tahun; barang boleh kitar semula dihantar ke unit kitar semula manakala lain-lain menjadi sebahagian tapak pelupusan.</w:t>
@@ -403,31 +1087,35 @@
     </w:p>
     <w:p>
       <w:pPr>
-        <w:spacing w:after="160"/>
+        <w:spacing w:after="120" w:line="276" w:lineRule="auto"/>
+        <w:jc w:val="left"/>
       </w:pPr>
       <w:r>
         <w:rPr>
-          <w:rFonts w:ascii="Arial" w:hAnsi="Arial"/>
+          <w:rFonts w:ascii="Arial" w:hAnsi="Arial" w:cs="Arial"/>
           <w:b w:val="0"/>
           <w:i w:val="0"/>
+          <w:color w:val="000000"/>
           <w:sz w:val="22"/>
         </w:rPr>
         <w:t xml:space="preserve">vii) </w:t>
       </w:r>
       <w:r>
         <w:rPr>
-          <w:rFonts w:ascii="Arial" w:hAnsi="Arial"/>
+          <w:rFonts w:ascii="Arial" w:hAnsi="Arial" w:cs="Arial"/>
           <w:b/>
           <w:i w:val="0"/>
+          <w:color w:val="000000"/>
           <w:sz w:val="22"/>
         </w:rPr>
         <w:t>Hujan Asid</w:t>
       </w:r>
       <w:r>
         <w:rPr>
-          <w:rFonts w:ascii="Arial" w:hAnsi="Arial"/>
+          <w:rFonts w:ascii="Arial" w:hAnsi="Arial" w:cs="Arial"/>
           <w:b w:val="0"/>
           <w:i w:val="0"/>
+          <w:color w:val="000000"/>
           <w:sz w:val="22"/>
         </w:rPr>
         <w:t xml:space="preserve"> — hujan berasid akibat pencemar dalam atmosfera daripada proses kenderaan/industri; boleh berlaku dalam bentuk hujan, salji, kabus atau bahan kering.</w:t>
@@ -435,31 +1123,35 @@
     </w:p>
     <w:p>
       <w:pPr>
-        <w:spacing w:after="160"/>
+        <w:spacing w:after="120" w:line="276" w:lineRule="auto"/>
+        <w:jc w:val="left"/>
       </w:pPr>
       <w:r>
         <w:rPr>
-          <w:rFonts w:ascii="Arial" w:hAnsi="Arial"/>
+          <w:rFonts w:ascii="Arial" w:hAnsi="Arial" w:cs="Arial"/>
           <w:b w:val="0"/>
           <w:i w:val="0"/>
+          <w:color w:val="000000"/>
           <w:sz w:val="22"/>
         </w:rPr>
         <w:t xml:space="preserve">viii) </w:t>
       </w:r>
       <w:r>
         <w:rPr>
-          <w:rFonts w:ascii="Arial" w:hAnsi="Arial"/>
+          <w:rFonts w:ascii="Arial" w:hAnsi="Arial" w:cs="Arial"/>
           <w:b/>
           <w:i w:val="0"/>
+          <w:color w:val="000000"/>
           <w:sz w:val="22"/>
         </w:rPr>
         <w:t>Penipisan Lapisan Ozon</w:t>
       </w:r>
       <w:r>
         <w:rPr>
-          <w:rFonts w:ascii="Arial" w:hAnsi="Arial"/>
+          <w:rFonts w:ascii="Arial" w:hAnsi="Arial" w:cs="Arial"/>
           <w:b w:val="0"/>
           <w:i w:val="0"/>
+          <w:color w:val="000000"/>
           <w:sz w:val="22"/>
         </w:rPr>
         <w:t xml:space="preserve"> — lapisan gas 25-30km di atas permukaan bumi yang menyerap 97-99% radiasi ultraungu berbahaya; punca utama penipisannya ialah pelepasan berlebihan klorin dan bromin daripada sebatian buatan manusia seperti CFC.</w:t>
@@ -467,31 +1159,35 @@
     </w:p>
     <w:p>
       <w:pPr>
-        <w:spacing w:after="160"/>
+        <w:spacing w:after="120" w:line="276" w:lineRule="auto"/>
+        <w:jc w:val="left"/>
       </w:pPr>
       <w:r>
         <w:rPr>
-          <w:rFonts w:ascii="Arial" w:hAnsi="Arial"/>
+          <w:rFonts w:ascii="Arial" w:hAnsi="Arial" w:cs="Arial"/>
           <w:b w:val="0"/>
           <w:i w:val="0"/>
+          <w:color w:val="000000"/>
           <w:sz w:val="22"/>
         </w:rPr>
         <w:t xml:space="preserve">ix) </w:t>
       </w:r>
       <w:r>
         <w:rPr>
-          <w:rFonts w:ascii="Arial" w:hAnsi="Arial"/>
+          <w:rFonts w:ascii="Arial" w:hAnsi="Arial" w:cs="Arial"/>
           <w:b/>
           <w:i w:val="0"/>
+          <w:color w:val="000000"/>
           <w:sz w:val="22"/>
         </w:rPr>
         <w:t>Kejuruteraan Genetik</w:t>
       </w:r>
       <w:r>
         <w:rPr>
-          <w:rFonts w:ascii="Arial" w:hAnsi="Arial"/>
+          <w:rFonts w:ascii="Arial" w:hAnsi="Arial" w:cs="Arial"/>
           <w:b w:val="0"/>
           <w:i w:val="0"/>
+          <w:color w:val="000000"/>
           <w:sz w:val="22"/>
         </w:rPr>
         <w:t xml:space="preserve"> — pengubahsuaian genetik makanan, organ manusia dan haiwan; subjek kontroversi dengan lebih banyak kesan buruk berbanding manfaat.</w:t>
@@ -499,31 +1195,35 @@
     </w:p>
     <w:p>
       <w:pPr>
-        <w:spacing w:after="160"/>
+        <w:spacing w:after="120" w:line="276" w:lineRule="auto"/>
+        <w:jc w:val="left"/>
       </w:pPr>
       <w:r>
         <w:rPr>
-          <w:rFonts w:ascii="Arial" w:hAnsi="Arial"/>
+          <w:rFonts w:ascii="Arial" w:hAnsi="Arial" w:cs="Arial"/>
           <w:b w:val="0"/>
           <w:i w:val="0"/>
+          <w:color w:val="000000"/>
           <w:sz w:val="22"/>
         </w:rPr>
         <w:t xml:space="preserve">x) </w:t>
       </w:r>
       <w:r>
         <w:rPr>
-          <w:rFonts w:ascii="Arial" w:hAnsi="Arial"/>
+          <w:rFonts w:ascii="Arial" w:hAnsi="Arial" w:cs="Arial"/>
           <w:b/>
           <w:i w:val="0"/>
+          <w:color w:val="000000"/>
           <w:sz w:val="22"/>
         </w:rPr>
         <w:t>Kepesatan Bandar</w:t>
       </w:r>
       <w:r>
         <w:rPr>
-          <w:rFonts w:ascii="Arial" w:hAnsi="Arial"/>
+          <w:rFonts w:ascii="Arial" w:hAnsi="Arial" w:cs="Arial"/>
           <w:b w:val="0"/>
           <w:i w:val="0"/>
+          <w:color w:val="000000"/>
           <w:sz w:val="22"/>
         </w:rPr>
         <w:t xml:space="preserve"> — penggunaan tanah secara tidak bertanggungjawab untuk memenuhi permintaan manusia yang berkembang, menyebabkan degradasi tanah dan kemusnahan habitat.</w:t>
@@ -531,40 +1231,45 @@
     </w:p>
     <w:p>
       <w:pPr>
-        <w:spacing w:after="160"/>
+        <w:spacing w:after="120" w:line="276" w:lineRule="auto"/>
+        <w:jc w:val="left"/>
       </w:pPr>
       <w:r>
         <w:rPr>
-          <w:rFonts w:ascii="Arial" w:hAnsi="Arial"/>
+          <w:rFonts w:ascii="Arial" w:hAnsi="Arial" w:cs="Arial"/>
           <w:b w:val="0"/>
           <w:i/>
+          <w:color w:val="000000"/>
           <w:sz w:val="22"/>
         </w:rPr>
         <w:t>Konteks studio penyuntingan video:</w:t>
       </w:r>
       <w:r>
         <w:rPr>
-          <w:rFonts w:ascii="Arial" w:hAnsi="Arial"/>
+          <w:rFonts w:ascii="Arial" w:hAnsi="Arial" w:cs="Arial"/>
           <w:b w:val="0"/>
           <w:i w:val="0"/>
+          <w:color w:val="000000"/>
           <w:sz w:val="22"/>
         </w:rPr>
         <w:t xml:space="preserve"> walaupun studio adalah persekitaran kreatif berasaskan komputer dan bukan kilang, ia tetap menyumbang kepada isu (i) dan (vi) melalui </w:t>
       </w:r>
       <w:r>
         <w:rPr>
-          <w:rFonts w:ascii="Arial" w:hAnsi="Arial"/>
+          <w:rFonts w:ascii="Arial" w:hAnsi="Arial" w:cs="Arial"/>
           <w:b/>
           <w:i w:val="0"/>
+          <w:color w:val="000000"/>
           <w:sz w:val="22"/>
         </w:rPr>
         <w:t>e-waste</w:t>
       </w:r>
       <w:r>
         <w:rPr>
-          <w:rFonts w:ascii="Arial" w:hAnsi="Arial"/>
+          <w:rFonts w:ascii="Arial" w:hAnsi="Arial" w:cs="Arial"/>
           <w:b w:val="0"/>
           <w:i w:val="0"/>
+          <w:color w:val="000000"/>
           <w:sz w:val="22"/>
         </w:rPr>
         <w:t xml:space="preserve"> — storan HDD/SSD lama, kabel rosak, dan peralatan komputer usang yang dibuang tanpa pelupusan bertanggungjawab menjadi sisa elektronik berbahaya jika dibuang bersama sisa biasa. Kru studio digalakkan menghantar storan/peralatan elektronik yang tidak digunakan kepada pusat kitar semula e-waste berdaftar, bukan tong sampah biasa.</w:t>
@@ -572,36 +1277,41 @@
     </w:p>
     <w:p>
       <w:pPr>
-        <w:spacing w:before="200"/>
+        <w:spacing w:before="120" w:after="120" w:line="276" w:lineRule="auto"/>
+        <w:jc w:val="left"/>
       </w:pPr>
       <w:r>
         <w:rPr>
-          <w:rFonts w:ascii="Arial" w:hAnsi="Arial"/>
+          <w:rFonts w:ascii="Arial" w:hAnsi="Arial" w:cs="Arial"/>
           <w:b/>
           <w:i w:val="0"/>
-          <w:sz w:val="24"/>
+          <w:color w:val="000000"/>
+          <w:sz w:val="22"/>
         </w:rPr>
         <w:t xml:space="preserve">2. Akta dan Peraturan Kawalan Alam Sekitar </w:t>
       </w:r>
       <w:r>
         <w:rPr>
-          <w:rFonts w:ascii="Arial" w:hAnsi="Arial"/>
+          <w:rFonts w:ascii="Arial" w:hAnsi="Arial" w:cs="Arial"/>
           <w:b/>
           <w:i/>
-          <w:sz w:val="24"/>
+          <w:color w:val="000000"/>
+          <w:sz w:val="22"/>
         </w:rPr>
         <w:t>(Environmental Control Act And Regulations)</w:t>
       </w:r>
     </w:p>
     <w:p>
       <w:pPr>
-        <w:spacing w:after="160"/>
+        <w:spacing w:after="120" w:line="276" w:lineRule="auto"/>
+        <w:jc w:val="left"/>
       </w:pPr>
       <w:r>
         <w:rPr>
-          <w:rFonts w:ascii="Arial" w:hAnsi="Arial"/>
+          <w:rFonts w:ascii="Arial" w:hAnsi="Arial" w:cs="Arial"/>
           <w:b w:val="0"/>
           <w:i w:val="0"/>
+          <w:color w:val="000000"/>
           <w:sz w:val="22"/>
         </w:rPr>
         <w:t>Di negara maju, perjanjian alam sekitar sukarela menyediakan platform pengiktirafan syarikat yang melangkaui piawaian kawal selia minimum, menyokong pembangunan amalan terbaik alam sekitar. Di negara membangun, perjanjian sedemikian lebih kerap digunakan untuk memulihkan tahap ketidakpatuhan yang ketara terhadap perundangan, dengan kelebihan utama membina kapasiti pengurusan alam sekitar.</w:t>
@@ -609,31 +1319,35 @@
     </w:p>
     <w:p>
       <w:pPr>
-        <w:spacing w:after="160"/>
+        <w:spacing w:after="120" w:line="276" w:lineRule="auto"/>
+        <w:jc w:val="left"/>
       </w:pPr>
       <w:r>
         <w:rPr>
-          <w:rFonts w:ascii="Arial" w:hAnsi="Arial"/>
+          <w:rFonts w:ascii="Arial" w:hAnsi="Arial" w:cs="Arial"/>
           <w:b w:val="0"/>
           <w:i w:val="0"/>
+          <w:color w:val="000000"/>
           <w:sz w:val="22"/>
         </w:rPr>
         <w:t xml:space="preserve">Perundangan berkaitan pencegahan, pengurangan, kawalan pencemaran dan peningkatan alam sekitar di Malaysia ialah </w:t>
       </w:r>
       <w:r>
         <w:rPr>
-          <w:rFonts w:ascii="Arial" w:hAnsi="Arial"/>
+          <w:rFonts w:ascii="Arial" w:hAnsi="Arial" w:cs="Arial"/>
           <w:b/>
           <w:i w:val="0"/>
+          <w:color w:val="000000"/>
           <w:sz w:val="22"/>
         </w:rPr>
         <w:t>Akta Kualiti Alam Sekeliling, 1974</w:t>
       </w:r>
       <w:r>
         <w:rPr>
-          <w:rFonts w:ascii="Arial" w:hAnsi="Arial"/>
+          <w:rFonts w:ascii="Arial" w:hAnsi="Arial" w:cs="Arial"/>
           <w:b w:val="0"/>
           <w:i w:val="0"/>
+          <w:color w:val="000000"/>
           <w:sz w:val="22"/>
         </w:rPr>
         <w:t>. PART IV Akta Kualiti Alam Sekeliling 1974 (Akta 127) merujuk kepada larangan dan kawalan pencemaran alam sekitar.</w:t>
@@ -641,22 +1355,25 @@
     </w:p>
     <w:p>
       <w:pPr>
-        <w:spacing w:after="160"/>
+        <w:spacing w:after="120" w:line="276" w:lineRule="auto"/>
+        <w:jc w:val="left"/>
       </w:pPr>
       <w:r>
         <w:rPr>
-          <w:rFonts w:ascii="Arial" w:hAnsi="Arial"/>
+          <w:rFonts w:ascii="Arial" w:hAnsi="Arial" w:cs="Arial"/>
           <w:b w:val="0"/>
           <w:i/>
+          <w:color w:val="000000"/>
           <w:sz w:val="22"/>
         </w:rPr>
         <w:t>Konteks studio:</w:t>
       </w:r>
       <w:r>
         <w:rPr>
-          <w:rFonts w:ascii="Arial" w:hAnsi="Arial"/>
+          <w:rFonts w:ascii="Arial" w:hAnsi="Arial" w:cs="Arial"/>
           <w:b w:val="0"/>
           <w:i w:val="0"/>
+          <w:color w:val="000000"/>
           <w:sz w:val="22"/>
         </w:rPr>
         <w:t xml:space="preserve"> walaupun studio penyuntingan video tidak menjana efluen industri, prinsip Akta 127 tetap relevan dari segi pelupusan bahan kimia pembersih peralatan (contoh: cecair pembersih lensa/lelurut kepingan pita arkib) yang tidak boleh dibuang terus ke saliran.</w:t>
@@ -664,36 +1381,41 @@
     </w:p>
     <w:p>
       <w:pPr>
-        <w:spacing w:before="200"/>
+        <w:spacing w:before="120" w:after="120" w:line="276" w:lineRule="auto"/>
+        <w:jc w:val="left"/>
       </w:pPr>
       <w:r>
         <w:rPr>
-          <w:rFonts w:ascii="Arial" w:hAnsi="Arial"/>
+          <w:rFonts w:ascii="Arial" w:hAnsi="Arial" w:cs="Arial"/>
           <w:b/>
           <w:i w:val="0"/>
-          <w:sz w:val="24"/>
+          <w:color w:val="000000"/>
+          <w:sz w:val="22"/>
         </w:rPr>
         <w:t xml:space="preserve">3. Tanda dan Definisi </w:t>
       </w:r>
       <w:r>
         <w:rPr>
-          <w:rFonts w:ascii="Arial" w:hAnsi="Arial"/>
+          <w:rFonts w:ascii="Arial" w:hAnsi="Arial" w:cs="Arial"/>
           <w:b/>
           <w:i/>
-          <w:sz w:val="24"/>
+          <w:color w:val="000000"/>
+          <w:sz w:val="22"/>
         </w:rPr>
         <w:t>(Signage And Definition)</w:t>
       </w:r>
     </w:p>
     <w:p>
       <w:pPr>
-        <w:spacing w:after="160"/>
+        <w:spacing w:after="120" w:line="276" w:lineRule="auto"/>
+        <w:jc w:val="left"/>
       </w:pPr>
       <w:r>
         <w:rPr>
-          <w:rFonts w:ascii="Arial" w:hAnsi="Arial"/>
+          <w:rFonts w:ascii="Arial" w:hAnsi="Arial" w:cs="Arial"/>
           <w:b w:val="0"/>
           <w:i w:val="0"/>
+          <w:color w:val="000000"/>
           <w:sz w:val="22"/>
         </w:rPr>
         <w:t>Sistem penandaan merujuk kepada sekumpulan tanda seperti simbol, peta, anak panah, kod warna, piktogram dan elemen tipografi berbeza dengan reka bentuk dan tujuan yang koheren. Contoh tanda alam sekitar biasa: kempen memelihara ekologi alam semula jadi; galakan kitar semula bahan pemusnah alam sekitar; pengurangan penggunaan air; kebersihan alam sekitar dan amalan pembuangan sampah; dan pemilihan tong sampah mengikut warna untuk kitar semula.</w:t>
@@ -701,58 +1423,69 @@
     </w:p>
     <w:p>
       <w:pPr>
-        <w:spacing w:after="160"/>
+        <w:spacing w:after="120" w:line="276" w:lineRule="auto"/>
+        <w:jc w:val="left"/>
       </w:pPr>
       <w:r>
         <w:rPr>
-          <w:rFonts w:ascii="Arial" w:hAnsi="Arial"/>
+          <w:rFonts w:ascii="Arial" w:hAnsi="Arial" w:cs="Arial"/>
           <w:b w:val="0"/>
           <w:i/>
+          <w:color w:val="000000"/>
           <w:sz w:val="22"/>
         </w:rPr>
         <w:t>Konteks studio:</w:t>
       </w:r>
       <w:r>
         <w:rPr>
-          <w:rFonts w:ascii="Arial" w:hAnsi="Arial"/>
+          <w:rFonts w:ascii="Arial" w:hAnsi="Arial" w:cs="Arial"/>
           <w:b w:val="0"/>
           <w:i w:val="0"/>
+          <w:color w:val="000000"/>
           <w:sz w:val="22"/>
         </w:rPr>
         <w:t xml:space="preserve"> tanda "pemilihan tong sampah mengikut warna" boleh dipasang di ruang kerja studio bagi memisahkan sisa e-waste (storan/kabel rosak) daripada sisa pejabat biasa (kertas, plastik).</w:t>
       </w:r>
     </w:p>
     <w:p>
+      <w:pPr>
+        <w:spacing w:before="120" w:after="120" w:line="276" w:lineRule="auto"/>
+        <w:jc w:val="left"/>
+      </w:pPr>
       <w:r>
         <w:rPr>
-          <w:rFonts w:ascii="Arial" w:hAnsi="Arial"/>
+          <w:rFonts w:ascii="Arial" w:hAnsi="Arial" w:cs="Arial"/>
           <w:b/>
-          <w:sz w:val="24"/>
+          <w:color w:val="000000"/>
+          <w:sz w:val="22"/>
         </w:rPr>
         <w:t>SOALAN</w:t>
       </w:r>
       <w:r>
         <w:rPr>
-          <w:rFonts w:ascii="Arial" w:hAnsi="Arial"/>
+          <w:rFonts w:ascii="Arial" w:hAnsi="Arial" w:cs="Arial"/>
           <w:b/>
-          <w:sz w:val="24"/>
+          <w:color w:val="000000"/>
+          <w:sz w:val="22"/>
         </w:rPr>
         <w:t>/</w:t>
       </w:r>
       <w:r>
         <w:rPr>
-          <w:rFonts w:ascii="Arial" w:hAnsi="Arial"/>
+          <w:rFonts w:ascii="Arial" w:hAnsi="Arial" w:cs="Arial"/>
           <w:b/>
           <w:i/>
-          <w:sz w:val="24"/>
+          <w:color w:val="000000"/>
+          <w:sz w:val="22"/>
         </w:rPr>
         <w:t>QUESTION</w:t>
       </w:r>
       <w:r>
         <w:rPr>
-          <w:rFonts w:ascii="Arial" w:hAnsi="Arial"/>
+          <w:rFonts w:ascii="Arial" w:hAnsi="Arial" w:cs="Arial"/>
           <w:b/>
-          <w:sz w:val="24"/>
+          <w:color w:val="000000"/>
+          <w:sz w:val="22"/>
         </w:rPr>
         <w:t>:</w:t>
       </w:r>
@@ -760,22 +1493,25 @@
     <w:p/>
     <w:p>
       <w:pPr>
-        <w:spacing w:after="160"/>
+        <w:spacing w:after="120" w:line="276" w:lineRule="auto"/>
+        <w:jc w:val="left"/>
       </w:pPr>
       <w:r>
         <w:rPr>
-          <w:rFonts w:ascii="Arial" w:hAnsi="Arial"/>
+          <w:rFonts w:ascii="Arial" w:hAnsi="Arial" w:cs="Arial"/>
           <w:b w:val="0"/>
           <w:i w:val="0"/>
+          <w:color w:val="000000"/>
           <w:sz w:val="22"/>
         </w:rPr>
         <w:t xml:space="preserve">1. </w:t>
       </w:r>
       <w:r>
         <w:rPr>
-          <w:rFonts w:ascii="Arial" w:hAnsi="Arial"/>
+          <w:rFonts w:ascii="Arial" w:hAnsi="Arial" w:cs="Arial"/>
           <w:b/>
           <w:i w:val="0"/>
+          <w:color w:val="000000"/>
           <w:sz w:val="22"/>
         </w:rPr>
         <w:t>Nyatakan sifat kerugian ekonomi di negara membangun yang disebabkan oleh pencemaran alam sekitar dan degradasi ekologi.</w:t>
@@ -783,22 +1519,25 @@
     </w:p>
     <w:p>
       <w:pPr>
-        <w:spacing w:after="160"/>
+        <w:spacing w:after="120" w:line="276" w:lineRule="auto"/>
+        <w:jc w:val="left"/>
       </w:pPr>
       <w:r>
         <w:rPr>
-          <w:rFonts w:ascii="Arial" w:hAnsi="Arial"/>
+          <w:rFonts w:ascii="Arial" w:hAnsi="Arial" w:cs="Arial"/>
           <w:b w:val="0"/>
           <w:i/>
+          <w:color w:val="000000"/>
           <w:sz w:val="22"/>
         </w:rPr>
         <w:t>Jawapan model:</w:t>
       </w:r>
       <w:r>
         <w:rPr>
-          <w:rFonts w:ascii="Arial" w:hAnsi="Arial"/>
+          <w:rFonts w:ascii="Arial" w:hAnsi="Arial" w:cs="Arial"/>
           <w:b w:val="0"/>
           <w:i w:val="0"/>
+          <w:color w:val="000000"/>
           <w:sz w:val="22"/>
         </w:rPr>
         <w:t xml:space="preserve"> Pencemaran udara dan pencemaran air.</w:t>
@@ -806,22 +1545,25 @@
     </w:p>
     <w:p>
       <w:pPr>
-        <w:spacing w:after="160"/>
+        <w:spacing w:after="120" w:line="276" w:lineRule="auto"/>
+        <w:jc w:val="left"/>
       </w:pPr>
       <w:r>
         <w:rPr>
-          <w:rFonts w:ascii="Arial" w:hAnsi="Arial"/>
+          <w:rFonts w:ascii="Arial" w:hAnsi="Arial" w:cs="Arial"/>
           <w:b w:val="0"/>
           <w:i w:val="0"/>
+          <w:color w:val="000000"/>
           <w:sz w:val="22"/>
         </w:rPr>
         <w:t xml:space="preserve">2. </w:t>
       </w:r>
       <w:r>
         <w:rPr>
-          <w:rFonts w:ascii="Arial" w:hAnsi="Arial"/>
+          <w:rFonts w:ascii="Arial" w:hAnsi="Arial" w:cs="Arial"/>
           <w:b/>
           <w:i w:val="0"/>
+          <w:color w:val="000000"/>
           <w:sz w:val="22"/>
         </w:rPr>
         <w:t>Nyatakan sebab kerajaan memulakan inisiatif perlindungan alam sekitar.</w:t>
@@ -829,22 +1571,25 @@
     </w:p>
     <w:p>
       <w:pPr>
-        <w:spacing w:after="160"/>
+        <w:spacing w:after="120" w:line="276" w:lineRule="auto"/>
+        <w:jc w:val="left"/>
       </w:pPr>
       <w:r>
         <w:rPr>
-          <w:rFonts w:ascii="Arial" w:hAnsi="Arial"/>
+          <w:rFonts w:ascii="Arial" w:hAnsi="Arial" w:cs="Arial"/>
           <w:b w:val="0"/>
           <w:i/>
+          <w:color w:val="000000"/>
           <w:sz w:val="22"/>
         </w:rPr>
         <w:t>Jawapan model:</w:t>
       </w:r>
       <w:r>
         <w:rPr>
-          <w:rFonts w:ascii="Arial" w:hAnsi="Arial"/>
+          <w:rFonts w:ascii="Arial" w:hAnsi="Arial" w:cs="Arial"/>
           <w:b w:val="0"/>
           <w:i w:val="0"/>
+          <w:color w:val="000000"/>
           <w:sz w:val="22"/>
         </w:rPr>
         <w:t xml:space="preserve"> Pertumbuhan ekonomi yang tinggi dalam negara.</w:t>
@@ -852,22 +1597,25 @@
     </w:p>
     <w:p>
       <w:pPr>
-        <w:spacing w:after="160"/>
+        <w:spacing w:after="120" w:line="276" w:lineRule="auto"/>
+        <w:jc w:val="left"/>
       </w:pPr>
       <w:r>
         <w:rPr>
-          <w:rFonts w:ascii="Arial" w:hAnsi="Arial"/>
+          <w:rFonts w:ascii="Arial" w:hAnsi="Arial" w:cs="Arial"/>
           <w:b w:val="0"/>
           <w:i w:val="0"/>
+          <w:color w:val="000000"/>
           <w:sz w:val="22"/>
         </w:rPr>
         <w:t xml:space="preserve">3. </w:t>
       </w:r>
       <w:r>
         <w:rPr>
-          <w:rFonts w:ascii="Arial" w:hAnsi="Arial"/>
+          <w:rFonts w:ascii="Arial" w:hAnsi="Arial" w:cs="Arial"/>
           <w:b/>
           <w:i w:val="0"/>
+          <w:color w:val="000000"/>
           <w:sz w:val="22"/>
         </w:rPr>
         <w:t>Apakah pendidikan alam sekitar?</w:t>
@@ -875,22 +1623,25 @@
     </w:p>
     <w:p>
       <w:pPr>
-        <w:spacing w:after="160"/>
+        <w:spacing w:after="120" w:line="276" w:lineRule="auto"/>
+        <w:jc w:val="left"/>
       </w:pPr>
       <w:r>
         <w:rPr>
-          <w:rFonts w:ascii="Arial" w:hAnsi="Arial"/>
+          <w:rFonts w:ascii="Arial" w:hAnsi="Arial" w:cs="Arial"/>
           <w:b w:val="0"/>
           <w:i/>
+          <w:color w:val="000000"/>
           <w:sz w:val="22"/>
         </w:rPr>
         <w:t>Jawapan model:</w:t>
       </w:r>
       <w:r>
         <w:rPr>
-          <w:rFonts w:ascii="Arial" w:hAnsi="Arial"/>
+          <w:rFonts w:ascii="Arial" w:hAnsi="Arial" w:cs="Arial"/>
           <w:b w:val="0"/>
           <w:i w:val="0"/>
+          <w:color w:val="000000"/>
           <w:sz w:val="22"/>
         </w:rPr>
         <w:t xml:space="preserve"> Proses yang diarahkan untuk mewujudkan kesedaran dan pemahaman mengenai isu alam sekitar yang membawa kepada tindakan individu dan kumpulan yang bertanggungjawab — contoh di studio: kesedaran mengitar semula e-waste storan/kabel.</w:t>
@@ -898,22 +1649,25 @@
     </w:p>
     <w:p>
       <w:pPr>
-        <w:spacing w:after="160"/>
+        <w:spacing w:after="120" w:line="276" w:lineRule="auto"/>
+        <w:jc w:val="left"/>
       </w:pPr>
       <w:r>
         <w:rPr>
-          <w:rFonts w:ascii="Arial" w:hAnsi="Arial"/>
+          <w:rFonts w:ascii="Arial" w:hAnsi="Arial" w:cs="Arial"/>
           <w:b w:val="0"/>
           <w:i w:val="0"/>
+          <w:color w:val="000000"/>
           <w:sz w:val="22"/>
         </w:rPr>
         <w:t xml:space="preserve">4. </w:t>
       </w:r>
       <w:r>
         <w:rPr>
-          <w:rFonts w:ascii="Arial" w:hAnsi="Arial"/>
+          <w:rFonts w:ascii="Arial" w:hAnsi="Arial" w:cs="Arial"/>
           <w:b/>
           <w:i w:val="0"/>
+          <w:color w:val="000000"/>
           <w:sz w:val="22"/>
         </w:rPr>
         <w:t>Bagaimana untuk mencapai pendidikan alam sekitar yang berjaya?</w:t>
@@ -921,22 +1675,25 @@
     </w:p>
     <w:p>
       <w:pPr>
-        <w:spacing w:after="160"/>
+        <w:spacing w:after="120" w:line="276" w:lineRule="auto"/>
+        <w:jc w:val="left"/>
       </w:pPr>
       <w:r>
         <w:rPr>
-          <w:rFonts w:ascii="Arial" w:hAnsi="Arial"/>
+          <w:rFonts w:ascii="Arial" w:hAnsi="Arial" w:cs="Arial"/>
           <w:b w:val="0"/>
           <w:i/>
+          <w:color w:val="000000"/>
           <w:sz w:val="22"/>
         </w:rPr>
         <w:t>Jawapan model:</w:t>
       </w:r>
       <w:r>
         <w:rPr>
-          <w:rFonts w:ascii="Arial" w:hAnsi="Arial"/>
+          <w:rFonts w:ascii="Arial" w:hAnsi="Arial" w:cs="Arial"/>
           <w:b w:val="0"/>
           <w:i w:val="0"/>
+          <w:color w:val="000000"/>
           <w:sz w:val="22"/>
         </w:rPr>
         <w:t xml:space="preserve"> Memberi tumpuan kepada proses yang menggalakkan pemikiran kritis, penyelesaian masalah dan kemahiran membuat keputusan yang berkesan.</w:t>
@@ -944,22 +1701,25 @@
     </w:p>
     <w:p>
       <w:pPr>
-        <w:spacing w:after="160"/>
+        <w:spacing w:after="120" w:line="276" w:lineRule="auto"/>
+        <w:jc w:val="left"/>
       </w:pPr>
       <w:r>
         <w:rPr>
-          <w:rFonts w:ascii="Arial" w:hAnsi="Arial"/>
+          <w:rFonts w:ascii="Arial" w:hAnsi="Arial" w:cs="Arial"/>
           <w:b w:val="0"/>
           <w:i w:val="0"/>
+          <w:color w:val="000000"/>
           <w:sz w:val="22"/>
         </w:rPr>
         <w:t xml:space="preserve">5. </w:t>
       </w:r>
       <w:r>
         <w:rPr>
-          <w:rFonts w:ascii="Arial" w:hAnsi="Arial"/>
+          <w:rFonts w:ascii="Arial" w:hAnsi="Arial" w:cs="Arial"/>
           <w:b/>
           <w:i w:val="0"/>
+          <w:color w:val="000000"/>
           <w:sz w:val="22"/>
         </w:rPr>
         <w:t>Pilih teknik yang betul untuk mencapai proses pendidikan alam sekitar.</w:t>
@@ -967,22 +1727,25 @@
     </w:p>
     <w:p>
       <w:pPr>
-        <w:spacing w:after="160"/>
+        <w:spacing w:after="120" w:line="276" w:lineRule="auto"/>
+        <w:jc w:val="left"/>
       </w:pPr>
       <w:r>
         <w:rPr>
-          <w:rFonts w:ascii="Arial" w:hAnsi="Arial"/>
+          <w:rFonts w:ascii="Arial" w:hAnsi="Arial" w:cs="Arial"/>
           <w:b w:val="0"/>
           <w:i/>
+          <w:color w:val="000000"/>
           <w:sz w:val="22"/>
         </w:rPr>
         <w:t>Jawapan model:</w:t>
       </w:r>
       <w:r>
         <w:rPr>
-          <w:rFonts w:ascii="Arial" w:hAnsi="Arial"/>
+          <w:rFonts w:ascii="Arial" w:hAnsi="Arial" w:cs="Arial"/>
           <w:b w:val="0"/>
           <w:i w:val="0"/>
+          <w:color w:val="000000"/>
           <w:sz w:val="22"/>
         </w:rPr>
         <w:t xml:space="preserve"> Pemerhatian, pengukuran, pengelasan, eksperimen dan teknik pengumpulan data.</w:t>
@@ -990,22 +1753,25 @@
     </w:p>
     <w:p>
       <w:pPr>
-        <w:spacing w:after="160"/>
+        <w:spacing w:after="120" w:line="276" w:lineRule="auto"/>
+        <w:jc w:val="left"/>
       </w:pPr>
       <w:r>
         <w:rPr>
-          <w:rFonts w:ascii="Arial" w:hAnsi="Arial"/>
+          <w:rFonts w:ascii="Arial" w:hAnsi="Arial" w:cs="Arial"/>
           <w:b w:val="0"/>
           <w:i w:val="0"/>
+          <w:color w:val="000000"/>
           <w:sz w:val="22"/>
         </w:rPr>
         <w:t xml:space="preserve">6. </w:t>
       </w:r>
       <w:r>
         <w:rPr>
-          <w:rFonts w:ascii="Arial" w:hAnsi="Arial"/>
+          <w:rFonts w:ascii="Arial" w:hAnsi="Arial" w:cs="Arial"/>
           <w:b/>
           <w:i w:val="0"/>
+          <w:color w:val="000000"/>
           <w:sz w:val="22"/>
         </w:rPr>
         <w:t>Proses ini akan membantu individu berbincang, membuat inferens, meramal dan mentafsir data mengenai isu alam sekitar.</w:t>
@@ -1013,22 +1779,25 @@
     </w:p>
     <w:p>
       <w:pPr>
-        <w:spacing w:after="160"/>
+        <w:spacing w:after="120" w:line="276" w:lineRule="auto"/>
+        <w:jc w:val="left"/>
       </w:pPr>
       <w:r>
         <w:rPr>
-          <w:rFonts w:ascii="Arial" w:hAnsi="Arial"/>
+          <w:rFonts w:ascii="Arial" w:hAnsi="Arial" w:cs="Arial"/>
           <w:b w:val="0"/>
           <w:i/>
+          <w:color w:val="000000"/>
           <w:sz w:val="22"/>
         </w:rPr>
         <w:t>Jawapan model:</w:t>
       </w:r>
       <w:r>
         <w:rPr>
-          <w:rFonts w:ascii="Arial" w:hAnsi="Arial"/>
+          <w:rFonts w:ascii="Arial" w:hAnsi="Arial" w:cs="Arial"/>
           <w:b w:val="0"/>
           <w:i w:val="0"/>
+          <w:color w:val="000000"/>
           <w:sz w:val="22"/>
         </w:rPr>
         <w:t xml:space="preserve"> Ya — proses tersebut ialah pendidikan alam sekitar yang menggunakan teknik pemerhatian dan pengumpulan data di atas.</w:t>
@@ -1036,22 +1805,25 @@
     </w:p>
     <w:p>
       <w:pPr>
-        <w:spacing w:after="160"/>
+        <w:spacing w:after="120" w:line="276" w:lineRule="auto"/>
+        <w:jc w:val="left"/>
       </w:pPr>
       <w:r>
         <w:rPr>
-          <w:rFonts w:ascii="Arial" w:hAnsi="Arial"/>
+          <w:rFonts w:ascii="Arial" w:hAnsi="Arial" w:cs="Arial"/>
           <w:b w:val="0"/>
           <w:i w:val="0"/>
+          <w:color w:val="000000"/>
           <w:sz w:val="22"/>
         </w:rPr>
         <w:t xml:space="preserve">7. </w:t>
       </w:r>
       <w:r>
         <w:rPr>
-          <w:rFonts w:ascii="Arial" w:hAnsi="Arial"/>
+          <w:rFonts w:ascii="Arial" w:hAnsi="Arial" w:cs="Arial"/>
           <w:b/>
           <w:i w:val="0"/>
+          <w:color w:val="000000"/>
           <w:sz w:val="22"/>
         </w:rPr>
         <w:t>Bagaimana perjanjian alam sekitar sukarela berfungsi di negara perindustrian?</w:t>
@@ -1059,22 +1831,25 @@
     </w:p>
     <w:p>
       <w:pPr>
-        <w:spacing w:after="160"/>
+        <w:spacing w:after="120" w:line="276" w:lineRule="auto"/>
+        <w:jc w:val="left"/>
       </w:pPr>
       <w:r>
         <w:rPr>
-          <w:rFonts w:ascii="Arial" w:hAnsi="Arial"/>
+          <w:rFonts w:ascii="Arial" w:hAnsi="Arial" w:cs="Arial"/>
           <w:b w:val="0"/>
           <w:i/>
+          <w:color w:val="000000"/>
           <w:sz w:val="22"/>
         </w:rPr>
         <w:t>Jawapan model:</w:t>
       </w:r>
       <w:r>
         <w:rPr>
-          <w:rFonts w:ascii="Arial" w:hAnsi="Arial"/>
+          <w:rFonts w:ascii="Arial" w:hAnsi="Arial" w:cs="Arial"/>
           <w:b w:val="0"/>
           <w:i w:val="0"/>
+          <w:color w:val="000000"/>
           <w:sz w:val="22"/>
         </w:rPr>
         <w:t xml:space="preserve"> Menyediakan platform pengiktirafan syarikat yang melangkaui piawaian kawal selia minimum, menyokong pembangunan amalan terbaik alam sekitar.</w:t>
@@ -1082,22 +1857,25 @@
     </w:p>
     <w:p>
       <w:pPr>
-        <w:spacing w:after="160"/>
+        <w:spacing w:after="120" w:line="276" w:lineRule="auto"/>
+        <w:jc w:val="left"/>
       </w:pPr>
       <w:r>
         <w:rPr>
-          <w:rFonts w:ascii="Arial" w:hAnsi="Arial"/>
+          <w:rFonts w:ascii="Arial" w:hAnsi="Arial" w:cs="Arial"/>
           <w:b w:val="0"/>
           <w:i w:val="0"/>
+          <w:color w:val="000000"/>
           <w:sz w:val="22"/>
         </w:rPr>
         <w:t xml:space="preserve">8. </w:t>
       </w:r>
       <w:r>
         <w:rPr>
-          <w:rFonts w:ascii="Arial" w:hAnsi="Arial"/>
+          <w:rFonts w:ascii="Arial" w:hAnsi="Arial" w:cs="Arial"/>
           <w:b/>
           <w:i w:val="0"/>
+          <w:color w:val="000000"/>
           <w:sz w:val="22"/>
         </w:rPr>
         <w:t>Bagaimana perjanjian alam sekitar sukarela berfungsi di negara membangun?</w:t>
@@ -1105,22 +1883,25 @@
     </w:p>
     <w:p>
       <w:pPr>
-        <w:spacing w:after="160"/>
+        <w:spacing w:after="120" w:line="276" w:lineRule="auto"/>
+        <w:jc w:val="left"/>
       </w:pPr>
       <w:r>
         <w:rPr>
-          <w:rFonts w:ascii="Arial" w:hAnsi="Arial"/>
+          <w:rFonts w:ascii="Arial" w:hAnsi="Arial" w:cs="Arial"/>
           <w:b w:val="0"/>
           <w:i/>
+          <w:color w:val="000000"/>
           <w:sz w:val="22"/>
         </w:rPr>
         <w:t>Jawapan model:</w:t>
       </w:r>
       <w:r>
         <w:rPr>
-          <w:rFonts w:ascii="Arial" w:hAnsi="Arial"/>
+          <w:rFonts w:ascii="Arial" w:hAnsi="Arial" w:cs="Arial"/>
           <w:b w:val="0"/>
           <w:i w:val="0"/>
+          <w:color w:val="000000"/>
           <w:sz w:val="22"/>
         </w:rPr>
         <w:t xml:space="preserve"> Lazim digunakan untuk memulihkan tahap ketidakpatuhan yang ketara terhadap perundangan dan peraturan.</w:t>
@@ -1128,22 +1909,25 @@
     </w:p>
     <w:p>
       <w:pPr>
-        <w:spacing w:after="160"/>
+        <w:spacing w:after="120" w:line="276" w:lineRule="auto"/>
+        <w:jc w:val="left"/>
       </w:pPr>
       <w:r>
         <w:rPr>
-          <w:rFonts w:ascii="Arial" w:hAnsi="Arial"/>
+          <w:rFonts w:ascii="Arial" w:hAnsi="Arial" w:cs="Arial"/>
           <w:b w:val="0"/>
           <w:i w:val="0"/>
+          <w:color w:val="000000"/>
           <w:sz w:val="22"/>
         </w:rPr>
         <w:t xml:space="preserve">9. </w:t>
       </w:r>
       <w:r>
         <w:rPr>
-          <w:rFonts w:ascii="Arial" w:hAnsi="Arial"/>
+          <w:rFonts w:ascii="Arial" w:hAnsi="Arial" w:cs="Arial"/>
           <w:b/>
           <w:i w:val="0"/>
+          <w:color w:val="000000"/>
           <w:sz w:val="22"/>
         </w:rPr>
         <w:t>Apakah kelebihan utama perjanjian alam sekitar sukarela di negara membangun?</w:t>
@@ -1151,22 +1935,25 @@
     </w:p>
     <w:p>
       <w:pPr>
-        <w:spacing w:after="160"/>
+        <w:spacing w:after="120" w:line="276" w:lineRule="auto"/>
+        <w:jc w:val="left"/>
       </w:pPr>
       <w:r>
         <w:rPr>
-          <w:rFonts w:ascii="Arial" w:hAnsi="Arial"/>
+          <w:rFonts w:ascii="Arial" w:hAnsi="Arial" w:cs="Arial"/>
           <w:b w:val="0"/>
           <w:i/>
+          <w:color w:val="000000"/>
           <w:sz w:val="22"/>
         </w:rPr>
         <w:t>Jawapan model:</w:t>
       </w:r>
       <w:r>
         <w:rPr>
-          <w:rFonts w:ascii="Arial" w:hAnsi="Arial"/>
+          <w:rFonts w:ascii="Arial" w:hAnsi="Arial" w:cs="Arial"/>
           <w:b w:val="0"/>
           <w:i w:val="0"/>
+          <w:color w:val="000000"/>
           <w:sz w:val="22"/>
         </w:rPr>
         <w:t xml:space="preserve"> Membina kapasiti pengurusan alam sekitar.</w:t>
@@ -1174,22 +1961,25 @@
     </w:p>
     <w:p>
       <w:pPr>
-        <w:spacing w:after="160"/>
+        <w:spacing w:after="120" w:line="276" w:lineRule="auto"/>
+        <w:jc w:val="left"/>
       </w:pPr>
       <w:r>
         <w:rPr>
-          <w:rFonts w:ascii="Arial" w:hAnsi="Arial"/>
+          <w:rFonts w:ascii="Arial" w:hAnsi="Arial" w:cs="Arial"/>
           <w:b w:val="0"/>
           <w:i w:val="0"/>
+          <w:color w:val="000000"/>
           <w:sz w:val="22"/>
         </w:rPr>
         <w:t xml:space="preserve">10. </w:t>
       </w:r>
       <w:r>
         <w:rPr>
-          <w:rFonts w:ascii="Arial" w:hAnsi="Arial"/>
+          <w:rFonts w:ascii="Arial" w:hAnsi="Arial" w:cs="Arial"/>
           <w:b/>
           <w:i w:val="0"/>
+          <w:color w:val="000000"/>
           <w:sz w:val="22"/>
         </w:rPr>
         <w:t>Nyatakan dokumen perundangan yang meliputi penguatkuasaan kualiti alam sekitar di Malaysia.</w:t>
@@ -1197,22 +1987,25 @@
     </w:p>
     <w:p>
       <w:pPr>
-        <w:spacing w:after="160"/>
+        <w:spacing w:after="120" w:line="276" w:lineRule="auto"/>
+        <w:jc w:val="left"/>
       </w:pPr>
       <w:r>
         <w:rPr>
-          <w:rFonts w:ascii="Arial" w:hAnsi="Arial"/>
+          <w:rFonts w:ascii="Arial" w:hAnsi="Arial" w:cs="Arial"/>
           <w:b w:val="0"/>
           <w:i/>
+          <w:color w:val="000000"/>
           <w:sz w:val="22"/>
         </w:rPr>
         <w:t>Jawapan model:</w:t>
       </w:r>
       <w:r>
         <w:rPr>
-          <w:rFonts w:ascii="Arial" w:hAnsi="Arial"/>
+          <w:rFonts w:ascii="Arial" w:hAnsi="Arial" w:cs="Arial"/>
           <w:b w:val="0"/>
           <w:i w:val="0"/>
+          <w:color w:val="000000"/>
           <w:sz w:val="22"/>
         </w:rPr>
         <w:t xml:space="preserve"> Akta Kualiti Alam Sekeliling 1974 (Akta 127).</w:t>
@@ -1220,22 +2013,25 @@
     </w:p>
     <w:p>
       <w:pPr>
-        <w:spacing w:after="160"/>
+        <w:spacing w:after="120" w:line="276" w:lineRule="auto"/>
+        <w:jc w:val="left"/>
       </w:pPr>
       <w:r>
         <w:rPr>
-          <w:rFonts w:ascii="Arial" w:hAnsi="Arial"/>
+          <w:rFonts w:ascii="Arial" w:hAnsi="Arial" w:cs="Arial"/>
           <w:b w:val="0"/>
           <w:i w:val="0"/>
+          <w:color w:val="000000"/>
           <w:sz w:val="22"/>
         </w:rPr>
         <w:t xml:space="preserve">11. </w:t>
       </w:r>
       <w:r>
         <w:rPr>
-          <w:rFonts w:ascii="Arial" w:hAnsi="Arial"/>
+          <w:rFonts w:ascii="Arial" w:hAnsi="Arial" w:cs="Arial"/>
           <w:b/>
           <w:i w:val="0"/>
+          <w:color w:val="000000"/>
           <w:sz w:val="22"/>
         </w:rPr>
         <w:t>Bahagian manakah dalam Akta Kualiti Alam Sekeliling 1974 (Akta 127) yang merujuk kepada larangan dan kawalan pencemaran alam sekitar?</w:t>
@@ -1243,58 +2039,69 @@
     </w:p>
     <w:p>
       <w:pPr>
-        <w:spacing w:after="160"/>
+        <w:spacing w:after="120" w:line="276" w:lineRule="auto"/>
+        <w:jc w:val="left"/>
       </w:pPr>
       <w:r>
         <w:rPr>
-          <w:rFonts w:ascii="Arial" w:hAnsi="Arial"/>
+          <w:rFonts w:ascii="Arial" w:hAnsi="Arial" w:cs="Arial"/>
           <w:b w:val="0"/>
           <w:i/>
+          <w:color w:val="000000"/>
           <w:sz w:val="22"/>
         </w:rPr>
         <w:t>Jawapan model:</w:t>
       </w:r>
       <w:r>
         <w:rPr>
-          <w:rFonts w:ascii="Arial" w:hAnsi="Arial"/>
+          <w:rFonts w:ascii="Arial" w:hAnsi="Arial" w:cs="Arial"/>
           <w:b w:val="0"/>
           <w:i w:val="0"/>
+          <w:color w:val="000000"/>
           <w:sz w:val="22"/>
         </w:rPr>
         <w:t xml:space="preserve"> PART IV.</w:t>
       </w:r>
     </w:p>
     <w:p>
+      <w:pPr>
+        <w:spacing w:before="120" w:after="120" w:line="276" w:lineRule="auto"/>
+        <w:jc w:val="left"/>
+      </w:pPr>
       <w:r>
         <w:rPr>
-          <w:rFonts w:ascii="Arial" w:hAnsi="Arial"/>
+          <w:rFonts w:ascii="Arial" w:hAnsi="Arial" w:cs="Arial"/>
           <w:b/>
-          <w:sz w:val="24"/>
+          <w:color w:val="000000"/>
+          <w:sz w:val="22"/>
         </w:rPr>
         <w:t>RUJUKAN</w:t>
       </w:r>
       <w:r>
         <w:rPr>
-          <w:rFonts w:ascii="Arial" w:hAnsi="Arial"/>
+          <w:rFonts w:ascii="Arial" w:hAnsi="Arial" w:cs="Arial"/>
           <w:b/>
-          <w:sz w:val="24"/>
+          <w:color w:val="000000"/>
+          <w:sz w:val="22"/>
         </w:rPr>
         <w:t>/</w:t>
       </w:r>
       <w:r>
         <w:rPr>
-          <w:rFonts w:ascii="Arial" w:hAnsi="Arial"/>
+          <w:rFonts w:ascii="Arial" w:hAnsi="Arial" w:cs="Arial"/>
           <w:b/>
           <w:i/>
-          <w:sz w:val="24"/>
+          <w:color w:val="000000"/>
+          <w:sz w:val="22"/>
         </w:rPr>
         <w:t>REFERENCES</w:t>
       </w:r>
       <w:r>
         <w:rPr>
-          <w:rFonts w:ascii="Arial" w:hAnsi="Arial"/>
+          <w:rFonts w:ascii="Arial" w:hAnsi="Arial" w:cs="Arial"/>
           <w:b/>
-          <w:sz w:val="24"/>
+          <w:color w:val="000000"/>
+          <w:sz w:val="22"/>
         </w:rPr>
         <w:t>:</w:t>
       </w:r>
@@ -1302,13 +2109,15 @@
     <w:p/>
     <w:p>
       <w:pPr>
-        <w:spacing w:after="160"/>
+        <w:spacing w:after="120" w:line="276" w:lineRule="auto"/>
+        <w:jc w:val="left"/>
       </w:pPr>
       <w:r>
         <w:rPr>
-          <w:rFonts w:ascii="Arial" w:hAnsi="Arial"/>
+          <w:rFonts w:ascii="Arial" w:hAnsi="Arial" w:cs="Arial"/>
           <w:b w:val="0"/>
           <w:i w:val="0"/>
+          <w:color w:val="000000"/>
           <w:sz w:val="22"/>
         </w:rPr>
         <w:t>1. Environmental Quality Act 1974 (Act 127): regulations, rules &amp; orders, (2009) ISBN 978-967891-934-0</w:t>
@@ -1316,13 +2125,15 @@
     </w:p>
     <w:p>
       <w:pPr>
-        <w:spacing w:after="160"/>
+        <w:spacing w:after="120" w:line="276" w:lineRule="auto"/>
+        <w:jc w:val="left"/>
       </w:pPr>
       <w:r>
         <w:rPr>
-          <w:rFonts w:ascii="Arial" w:hAnsi="Arial"/>
+          <w:rFonts w:ascii="Arial" w:hAnsi="Arial" w:cs="Arial"/>
           <w:b w:val="0"/>
           <w:i w:val="0"/>
+          <w:color w:val="000000"/>
           <w:sz w:val="22"/>
         </w:rPr>
         <w:t>2. Occupational Safety and Health Act 1994 and Regulation, (2009) Malaysia, Penerbitan Akta (M), ISBN-967701188-X.</w:t>
@@ -1330,13 +2141,15 @@
     </w:p>
     <w:p>
       <w:pPr>
-        <w:spacing w:after="160"/>
+        <w:spacing w:after="120" w:line="276" w:lineRule="auto"/>
+        <w:jc w:val="left"/>
       </w:pPr>
       <w:r>
         <w:rPr>
-          <w:rFonts w:ascii="Arial" w:hAnsi="Arial"/>
+          <w:rFonts w:ascii="Arial" w:hAnsi="Arial" w:cs="Arial"/>
           <w:b w:val="0"/>
           <w:i w:val="0"/>
+          <w:color w:val="000000"/>
           <w:sz w:val="22"/>
         </w:rPr>
         <w:t>3. Department of Environment, Ministry of Science, Technology and Environment (2000). "A Handbook of Environmental Impact Assessment Guideline." Department of Environment, Malaysia.</w:t>
@@ -1409,632 +2222,8 @@
     <w:pPr>
       <w:pStyle w:val="Header"/>
     </w:pPr>
+    <w:r/>
   </w:p>
-  <w:tbl>
-    <w:tblPr>
-      <w:tblW w:type="auto" w:w="0"/>
-      <w:jc w:val="center"/>
-      <w:tblLook w:firstColumn="1" w:firstRow="1" w:lastColumn="0" w:lastRow="0" w:noHBand="0" w:noVBand="1" w:val="04A0"/>
-      <w:tblBorders>
-        <w:top w:val="single" w:sz="4" w:space="0" w:color="000000"/>
-        <w:left w:val="single" w:sz="4" w:space="0" w:color="000000"/>
-        <w:bottom w:val="single" w:sz="4" w:space="0" w:color="000000"/>
-        <w:right w:val="single" w:sz="4" w:space="0" w:color="000000"/>
-        <w:insideH w:val="single" w:sz="4" w:space="0" w:color="000000"/>
-        <w:insideV w:val="single" w:sz="4" w:space="0" w:color="000000"/>
-      </w:tblBorders>
-    </w:tblPr>
-    <w:tblGrid>
-      <w:gridCol w:w="3213"/>
-      <w:gridCol w:w="3213"/>
-      <w:gridCol w:w="3213"/>
-    </w:tblGrid>
-    <w:tr>
-      <w:tc>
-        <w:tcPr>
-          <w:tcW w:type="dxa" w:w="2551"/>
-          <w:vAlign w:val="center"/>
-          <w:tcMar>
-            <w:top w:w="40" w:type="dxa"/>
-            <w:bottom w:w="40" w:type="dxa"/>
-            <w:start w:w="80" w:type="dxa"/>
-            <w:end w:w="80" w:type="dxa"/>
-          </w:tcMar>
-        </w:tcPr>
-        <w:p>
-          <w:pPr>
-            <w:jc w:val="left"/>
-          </w:pPr>
-          <w:r>
-            <w:drawing>
-              <wp:inline xmlns:a="http://schemas.openxmlformats.org/drawingml/2006/main" xmlns:pic="http://schemas.openxmlformats.org/drawingml/2006/picture">
-                <wp:extent cx="885785" cy="1404000"/>
-                <wp:docPr id="1" name="Picture 1"/>
-                <wp:cNvGraphicFramePr>
-                  <a:graphicFrameLocks noChangeAspect="1"/>
-                </wp:cNvGraphicFramePr>
-                <a:graphic>
-                  <a:graphicData uri="http://schemas.openxmlformats.org/drawingml/2006/picture">
-                    <pic:pic>
-                      <pic:nvPicPr>
-                        <pic:cNvPr id="0" name="jpk-logo-official.png"/>
-                        <pic:cNvPicPr/>
-                      </pic:nvPicPr>
-                      <pic:blipFill>
-                        <a:blip r:embed="rId1"/>
-                        <a:stretch>
-                          <a:fillRect/>
-                        </a:stretch>
-                      </pic:blipFill>
-                      <pic:spPr>
-                        <a:xfrm>
-                          <a:off x="0" y="0"/>
-                          <a:ext cx="885785" cy="1404000"/>
-                        </a:xfrm>
-                        <a:prstGeom prst="rect"/>
-                      </pic:spPr>
-                    </pic:pic>
-                  </a:graphicData>
-                </a:graphic>
-              </wp:inline>
-            </w:drawing>
-          </w:r>
-        </w:p>
-      </w:tc>
-      <w:tc>
-        <w:tcPr>
-          <w:tcW w:type="dxa" w:w="2268"/>
-          <w:gridSpan w:val="2"/>
-          <w:tcMar>
-            <w:top w:w="40" w:type="dxa"/>
-            <w:bottom w:w="40" w:type="dxa"/>
-            <w:start w:w="80" w:type="dxa"/>
-            <w:end w:w="80" w:type="dxa"/>
-          </w:tcMar>
-          <w:tcMar>
-            <w:top w:w="40" w:type="dxa"/>
-            <w:bottom w:w="40" w:type="dxa"/>
-            <w:start w:w="80" w:type="dxa"/>
-            <w:end w:w="80" w:type="dxa"/>
-          </w:tcMar>
-        </w:tcPr>
-        <w:p>
-          <w:r/>
-          <w:r>
-            <w:rPr>
-              <w:rFonts w:ascii="Arial" w:hAnsi="Arial"/>
-              <w:b/>
-              <w:sz w:val="22"/>
-            </w:rPr>
-            <w:t>JABATAN PEMBANGUNAN KEMAHIRAN</w:t>
-          </w:r>
-        </w:p>
-        <w:p>
-          <w:r>
-            <w:rPr>
-              <w:rFonts w:ascii="Arial" w:hAnsi="Arial"/>
-              <w:b/>
-              <w:sz w:val="22"/>
-            </w:rPr>
-            <w:t>KEMENTERIAN SUMBER MANUSIA</w:t>
-          </w:r>
-        </w:p>
-        <w:p>
-          <w:r>
-            <w:rPr>
-              <w:rFonts w:ascii="Arial" w:hAnsi="Arial"/>
-              <w:b/>
-              <w:sz w:val="22"/>
-            </w:rPr>
-            <w:t>ARAS 7 &amp; 8 BLOK D4, KOMPLEK D</w:t>
-          </w:r>
-        </w:p>
-        <w:p>
-          <w:r>
-            <w:rPr>
-              <w:rFonts w:ascii="Arial" w:hAnsi="Arial"/>
-              <w:b/>
-              <w:sz w:val="22"/>
-            </w:rPr>
-            <w:t>PUSAT PENTADBIRAN KERAJAAN PERSEKUTUAN</w:t>
-          </w:r>
-        </w:p>
-        <w:p>
-          <w:r>
-            <w:rPr>
-              <w:rFonts w:ascii="Arial" w:hAnsi="Arial"/>
-              <w:b/>
-              <w:sz w:val="22"/>
-            </w:rPr>
-            <w:t>62530 PUTRAJAYA</w:t>
-          </w:r>
-        </w:p>
-        <w:p/>
-        <w:p>
-          <w:r>
-            <w:rPr>
-              <w:rFonts w:ascii="Arial" w:hAnsi="Arial"/>
-              <w:b/>
-              <w:sz w:val="40"/>
-            </w:rPr>
-            <w:t>KERTAS PENERANGAN</w:t>
-          </w:r>
-        </w:p>
-        <w:p>
-          <w:r>
-            <w:rPr>
-              <w:rFonts w:ascii="Arial" w:hAnsi="Arial"/>
-              <w:b/>
-              <w:sz w:val="24"/>
-            </w:rPr>
-            <w:t>(</w:t>
-          </w:r>
-          <w:r>
-            <w:rPr>
-              <w:rFonts w:ascii="Arial" w:hAnsi="Arial"/>
-              <w:b/>
-              <w:i/>
-              <w:sz w:val="24"/>
-            </w:rPr>
-            <w:t>INFORMATION SHEET</w:t>
-          </w:r>
-          <w:r>
-            <w:rPr>
-              <w:rFonts w:ascii="Arial" w:hAnsi="Arial"/>
-              <w:b/>
-              <w:sz w:val="24"/>
-            </w:rPr>
-            <w:t>)</w:t>
-          </w:r>
-        </w:p>
-      </w:tc>
-    </w:tr>
-    <w:tr>
-      <w:tc>
-        <w:tcPr>
-          <w:tcW w:type="dxa" w:w="2551"/>
-          <w:tcMar>
-            <w:top w:w="40" w:type="dxa"/>
-            <w:bottom w:w="40" w:type="dxa"/>
-            <w:start w:w="80" w:type="dxa"/>
-            <w:end w:w="80" w:type="dxa"/>
-          </w:tcMar>
-        </w:tcPr>
-        <w:p>
-          <w:r/>
-          <w:r>
-            <w:rPr>
-              <w:rFonts w:ascii="Arial" w:hAnsi="Arial"/>
-              <w:b/>
-              <w:sz w:val="22"/>
-            </w:rPr>
-            <w:t xml:space="preserve">KOD DAN NAMA PROGRAM / </w:t>
-          </w:r>
-          <w:r>
-            <w:rPr>
-              <w:rFonts w:ascii="Arial" w:hAnsi="Arial"/>
-              <w:b/>
-              <w:i/>
-              <w:sz w:val="22"/>
-            </w:rPr>
-            <w:t>PROGRAM'S CODE AND NAME</w:t>
-          </w:r>
-        </w:p>
-      </w:tc>
-      <w:tc>
-        <w:tcPr>
-          <w:tcW w:type="dxa" w:w="2268"/>
-          <w:gridSpan w:val="2"/>
-          <w:tcMar>
-            <w:top w:w="40" w:type="dxa"/>
-            <w:bottom w:w="40" w:type="dxa"/>
-            <w:start w:w="80" w:type="dxa"/>
-            <w:end w:w="80" w:type="dxa"/>
-          </w:tcMar>
-          <w:tcMar>
-            <w:top w:w="40" w:type="dxa"/>
-            <w:bottom w:w="40" w:type="dxa"/>
-            <w:start w:w="80" w:type="dxa"/>
-            <w:end w:w="80" w:type="dxa"/>
-          </w:tcMar>
-        </w:tcPr>
-        <w:p>
-          <w:r/>
-          <w:r>
-            <w:rPr>
-              <w:rFonts w:ascii="Arial" w:hAnsi="Arial"/>
-              <w:b/>
-              <w:i w:val="0"/>
-              <w:sz w:val="22"/>
-            </w:rPr>
-            <w:t>Z-009-1:2015 CORE ABILITIES (untuk program IT-072-3:2012 VIDEO / FILM (EDITING))</w:t>
-          </w:r>
-        </w:p>
-      </w:tc>
-    </w:tr>
-    <w:tr>
-      <w:tc>
-        <w:tcPr>
-          <w:tcW w:type="dxa" w:w="2551"/>
-          <w:tcMar>
-            <w:top w:w="40" w:type="dxa"/>
-            <w:bottom w:w="40" w:type="dxa"/>
-            <w:start w:w="80" w:type="dxa"/>
-            <w:end w:w="80" w:type="dxa"/>
-          </w:tcMar>
-        </w:tcPr>
-        <w:p>
-          <w:r/>
-          <w:r>
-            <w:rPr>
-              <w:rFonts w:ascii="Arial" w:hAnsi="Arial"/>
-              <w:b/>
-              <w:sz w:val="22"/>
-            </w:rPr>
-            <w:t xml:space="preserve">TAHAP / </w:t>
-          </w:r>
-          <w:r>
-            <w:rPr>
-              <w:rFonts w:ascii="Arial" w:hAnsi="Arial"/>
-              <w:b/>
-              <w:i/>
-              <w:sz w:val="22"/>
-            </w:rPr>
-            <w:t>LEVEL</w:t>
-          </w:r>
-        </w:p>
-      </w:tc>
-      <w:tc>
-        <w:tcPr>
-          <w:tcW w:type="dxa" w:w="2268"/>
-          <w:gridSpan w:val="2"/>
-          <w:tcMar>
-            <w:top w:w="40" w:type="dxa"/>
-            <w:bottom w:w="40" w:type="dxa"/>
-            <w:start w:w="80" w:type="dxa"/>
-            <w:end w:w="80" w:type="dxa"/>
-          </w:tcMar>
-          <w:tcMar>
-            <w:top w:w="40" w:type="dxa"/>
-            <w:bottom w:w="40" w:type="dxa"/>
-            <w:start w:w="80" w:type="dxa"/>
-            <w:end w:w="80" w:type="dxa"/>
-          </w:tcMar>
-        </w:tcPr>
-        <w:p>
-          <w:r/>
-          <w:r>
-            <w:rPr>
-              <w:rFonts w:ascii="Arial" w:hAnsi="Arial"/>
-              <w:b/>
-              <w:i w:val="0"/>
-              <w:sz w:val="22"/>
-            </w:rPr>
-            <w:t>1 (SATU)</w:t>
-          </w:r>
-        </w:p>
-      </w:tc>
-    </w:tr>
-    <w:tr>
-      <w:tc>
-        <w:tcPr>
-          <w:tcW w:type="dxa" w:w="2551"/>
-          <w:tcMar>
-            <w:top w:w="40" w:type="dxa"/>
-            <w:bottom w:w="40" w:type="dxa"/>
-            <w:start w:w="80" w:type="dxa"/>
-            <w:end w:w="80" w:type="dxa"/>
-          </w:tcMar>
-        </w:tcPr>
-        <w:p>
-          <w:r/>
-          <w:r>
-            <w:rPr>
-              <w:rFonts w:ascii="Arial" w:hAnsi="Arial"/>
-              <w:b/>
-              <w:sz w:val="22"/>
-            </w:rPr>
-            <w:t xml:space="preserve">NO. DAN TAJUK KEBOLEHAN TERAS / </w:t>
-          </w:r>
-          <w:r>
-            <w:rPr>
-              <w:rFonts w:ascii="Arial" w:hAnsi="Arial"/>
-              <w:b/>
-              <w:i/>
-              <w:sz w:val="22"/>
-            </w:rPr>
-            <w:t>CORE ABILITY NO. AND TITLE</w:t>
-          </w:r>
-        </w:p>
-      </w:tc>
-      <w:tc>
-        <w:tcPr>
-          <w:tcW w:type="dxa" w:w="2268"/>
-          <w:gridSpan w:val="2"/>
-          <w:tcMar>
-            <w:top w:w="40" w:type="dxa"/>
-            <w:bottom w:w="40" w:type="dxa"/>
-            <w:start w:w="80" w:type="dxa"/>
-            <w:end w:w="80" w:type="dxa"/>
-          </w:tcMar>
-          <w:tcMar>
-            <w:top w:w="40" w:type="dxa"/>
-            <w:bottom w:w="40" w:type="dxa"/>
-            <w:start w:w="80" w:type="dxa"/>
-            <w:end w:w="80" w:type="dxa"/>
-          </w:tcMar>
-        </w:tcPr>
-        <w:p>
-          <w:r/>
-          <w:r>
-            <w:rPr>
-              <w:rFonts w:ascii="Arial" w:hAnsi="Arial"/>
-              <w:b/>
-              <w:i w:val="0"/>
-              <w:sz w:val="22"/>
-            </w:rPr>
-            <w:t xml:space="preserve">CA04 KESEDARAN KESIHATAN, KESELAMATAN DAN ALAM SEKITAR </w:t>
-          </w:r>
-          <w:r>
-            <w:rPr>
-              <w:rFonts w:ascii="Arial" w:hAnsi="Arial"/>
-              <w:b/>
-              <w:i/>
-              <w:sz w:val="22"/>
-            </w:rPr>
-            <w:t>(HEALTH, SAFETY AND ENVIRONMENTAL AWARENESS)</w:t>
-          </w:r>
-        </w:p>
-      </w:tc>
-    </w:tr>
-    <w:tr>
-      <w:tc>
-        <w:tcPr>
-          <w:tcW w:type="dxa" w:w="2551"/>
-          <w:tcMar>
-            <w:top w:w="40" w:type="dxa"/>
-            <w:bottom w:w="40" w:type="dxa"/>
-            <w:start w:w="80" w:type="dxa"/>
-            <w:end w:w="80" w:type="dxa"/>
-          </w:tcMar>
-        </w:tcPr>
-        <w:p>
-          <w:r/>
-          <w:r>
-            <w:rPr>
-              <w:rFonts w:ascii="Arial" w:hAnsi="Arial"/>
-              <w:b/>
-              <w:sz w:val="22"/>
-            </w:rPr>
-            <w:t xml:space="preserve">NO. DAN PENYATAAN KEBOLEHAN / </w:t>
-          </w:r>
-          <w:r>
-            <w:rPr>
-              <w:rFonts w:ascii="Arial" w:hAnsi="Arial"/>
-              <w:b/>
-              <w:i/>
-              <w:sz w:val="22"/>
-            </w:rPr>
-            <w:t>ABILITY NO. AND STATEMENT</w:t>
-          </w:r>
-        </w:p>
-      </w:tc>
-      <w:tc>
-        <w:tcPr>
-          <w:tcW w:type="dxa" w:w="2268"/>
-          <w:gridSpan w:val="2"/>
-          <w:tcMar>
-            <w:top w:w="40" w:type="dxa"/>
-            <w:bottom w:w="40" w:type="dxa"/>
-            <w:start w:w="80" w:type="dxa"/>
-            <w:end w:w="80" w:type="dxa"/>
-          </w:tcMar>
-          <w:tcMar>
-            <w:top w:w="40" w:type="dxa"/>
-            <w:bottom w:w="40" w:type="dxa"/>
-            <w:start w:w="80" w:type="dxa"/>
-            <w:end w:w="80" w:type="dxa"/>
-          </w:tcMar>
-        </w:tcPr>
-        <w:p>
-          <w:r/>
-          <w:r>
-            <w:rPr>
-              <w:rFonts w:ascii="Arial" w:hAnsi="Arial"/>
-              <w:b/>
-              <w:i w:val="0"/>
-              <w:sz w:val="22"/>
-            </w:rPr>
-            <w:t xml:space="preserve">4.3 MEMATUHI AKTIVITI KESEDARAN ALAM SEKITAR </w:t>
-          </w:r>
-          <w:r>
-            <w:rPr>
-              <w:rFonts w:ascii="Arial" w:hAnsi="Arial"/>
-              <w:b/>
-              <w:i/>
-              <w:sz w:val="22"/>
-            </w:rPr>
-            <w:t>(ADHERE TO ENVIRONMENTAL AWARENESS ACTIVITY)</w:t>
-          </w:r>
-        </w:p>
-      </w:tc>
-    </w:tr>
-    <w:tr>
-      <w:tc>
-        <w:tcPr>
-          <w:tcW w:type="dxa" w:w="2551"/>
-          <w:tcMar>
-            <w:top w:w="40" w:type="dxa"/>
-            <w:bottom w:w="40" w:type="dxa"/>
-            <w:start w:w="80" w:type="dxa"/>
-            <w:end w:w="80" w:type="dxa"/>
-          </w:tcMar>
-        </w:tcPr>
-        <w:p>
-          <w:r/>
-          <w:r>
-            <w:rPr>
-              <w:rFonts w:ascii="Arial" w:hAnsi="Arial"/>
-              <w:b/>
-              <w:sz w:val="22"/>
-            </w:rPr>
-            <w:t xml:space="preserve">NO. KOD / </w:t>
-          </w:r>
-          <w:r>
-            <w:rPr>
-              <w:rFonts w:ascii="Arial" w:hAnsi="Arial"/>
-              <w:b/>
-              <w:i/>
-              <w:sz w:val="22"/>
-            </w:rPr>
-            <w:t>CODE NO.</w:t>
-          </w:r>
-        </w:p>
-      </w:tc>
-      <w:tc>
-        <w:tcPr>
-          <w:tcW w:type="dxa" w:w="4819"/>
-          <w:tcMar>
-            <w:top w:w="40" w:type="dxa"/>
-            <w:bottom w:w="40" w:type="dxa"/>
-            <w:start w:w="80" w:type="dxa"/>
-            <w:end w:w="80" w:type="dxa"/>
-          </w:tcMar>
-        </w:tcPr>
-        <w:p>
-          <w:r/>
-          <w:r>
-            <w:rPr>
-              <w:rFonts w:ascii="Arial" w:hAnsi="Arial"/>
-              <w:b/>
-              <w:i w:val="0"/>
-              <w:sz w:val="22"/>
-            </w:rPr>
-            <w:t>Z-009-1:2015-M04/P(5/5)</w:t>
-          </w:r>
-        </w:p>
-      </w:tc>
-      <w:tc>
-        <w:tcPr>
-          <w:tcW w:type="dxa" w:w="2268"/>
-          <w:tcMar>
-            <w:top w:w="40" w:type="dxa"/>
-            <w:bottom w:w="40" w:type="dxa"/>
-            <w:start w:w="80" w:type="dxa"/>
-            <w:end w:w="80" w:type="dxa"/>
-          </w:tcMar>
-        </w:tcPr>
-        <w:p>
-          <w:r/>
-          <w:r>
-            <w:rPr>
-              <w:rFonts w:ascii="Arial" w:hAnsi="Arial"/>
-              <w:b/>
-              <w:sz w:val="22"/>
-            </w:rPr>
-            <w:t xml:space="preserve">Mukasurat / </w:t>
-          </w:r>
-          <w:r>
-            <w:rPr>
-              <w:rFonts w:ascii="Arial" w:hAnsi="Arial"/>
-              <w:b/>
-              <w:i/>
-              <w:sz w:val="22"/>
-            </w:rPr>
-            <w:t>Page</w:t>
-          </w:r>
-          <w:r>
-            <w:rPr>
-              <w:rFonts w:ascii="Arial" w:hAnsi="Arial"/>
-              <w:b/>
-              <w:sz w:val="22"/>
-            </w:rPr>
-            <w:t xml:space="preserve"> : </w:t>
-          </w:r>
-          <w:r>
-            <w:rPr>
-              <w:rFonts w:ascii="Arial" w:hAnsi="Arial"/>
-              <w:b/>
-              <w:sz w:val="22"/>
-            </w:rPr>
-            <w:fldChar w:fldCharType="begin"/>
-            <w:instrText xml:space="preserve">PAGE</w:instrText>
-            <w:fldChar w:fldCharType="separate"/>
-            <w:t>1</w:t>
-            <w:fldChar w:fldCharType="end"/>
-          </w:r>
-        </w:p>
-        <w:p>
-          <w:r>
-            <w:rPr>
-              <w:rFonts w:ascii="Arial" w:hAnsi="Arial"/>
-              <w:b/>
-              <w:sz w:val="22"/>
-            </w:rPr>
-            <w:t xml:space="preserve">Drpd / </w:t>
-          </w:r>
-          <w:r>
-            <w:rPr>
-              <w:rFonts w:ascii="Arial" w:hAnsi="Arial"/>
-              <w:b/>
-              <w:i/>
-              <w:sz w:val="22"/>
-            </w:rPr>
-            <w:t>of</w:t>
-          </w:r>
-          <w:r>
-            <w:rPr>
-              <w:rFonts w:ascii="Arial" w:hAnsi="Arial"/>
-              <w:b/>
-              <w:sz w:val="22"/>
-            </w:rPr>
-            <w:t xml:space="preserve"> : </w:t>
-          </w:r>
-          <w:r>
-            <w:rPr>
-              <w:rFonts w:ascii="Arial" w:hAnsi="Arial"/>
-              <w:b/>
-              <w:sz w:val="22"/>
-            </w:rPr>
-            <w:fldChar w:fldCharType="begin"/>
-            <w:instrText xml:space="preserve">NUMPAGES</w:instrText>
-            <w:fldChar w:fldCharType="separate"/>
-            <w:t>1</w:t>
-            <w:fldChar w:fldCharType="end"/>
-          </w:r>
-        </w:p>
-      </w:tc>
-    </w:tr>
-    <w:tr>
-      <w:tc>
-        <w:tcPr>
-          <w:tcW w:type="dxa" w:w="2268"/>
-          <w:gridSpan w:val="3"/>
-          <w:tcMar>
-            <w:top w:w="40" w:type="dxa"/>
-            <w:bottom w:w="40" w:type="dxa"/>
-            <w:start w:w="80" w:type="dxa"/>
-            <w:end w:w="80" w:type="dxa"/>
-          </w:tcMar>
-          <w:tcMar>
-            <w:top w:w="40" w:type="dxa"/>
-            <w:bottom w:w="40" w:type="dxa"/>
-            <w:start w:w="80" w:type="dxa"/>
-            <w:end w:w="80" w:type="dxa"/>
-          </w:tcMar>
-          <w:tcMar>
-            <w:top w:w="40" w:type="dxa"/>
-            <w:bottom w:w="40" w:type="dxa"/>
-            <w:start w:w="80" w:type="dxa"/>
-            <w:end w:w="80" w:type="dxa"/>
-          </w:tcMar>
-        </w:tcPr>
-        <w:p>
-          <w:r/>
-        </w:p>
-      </w:tc>
-    </w:tr>
-  </w:tbl>
 </w:hdr>
 </file>
 
